--- a/docs/knight-fm-documentacion.docx
+++ b/docs/knight-fm-documentacion.docx
@@ -139,7 +139,7 @@
                 <w:sz w:val="24"/>
                 <w:szCs w:val="24"/>
               </w:rPr>
-              <w:t xml:space="preserve">Administradores: configurados vía ADMIN_BOOTSTRAP_EMAIL (variable de entorno)</w:t>
+              <w:t xml:space="preserve">Administradores: kronoss2803@gmail.com · libreventas581@gmail.com</w:t>
             </w:r>
           </w:p>
           <w:p>
@@ -203,7 +203,6 @@
         <w:sectPr>
           <w:pgSz w:w="11906" w:h="16838" w:orient="portrait"/>
           <w:pgMar w:top="0" w:right="0" w:bottom="0" w:left="0" w:header="708" w:footer="708" w:gutter="0"/>
-          <w:pgNumType/>
           <w:docGrid w:linePitch="360"/>
         </w:sectPr>
       </w:pPr>
@@ -233,9 +232,2595 @@
         <w:p>
           <w:r>
             <w:fldChar w:fldCharType="begin" w:dirty="true"/>
+          </w:r>
+          <w:r>
             <w:instrText xml:space="preserve">TOC \h \o "1-3"</w:instrText>
+          </w:r>
+          <w:r>
             <w:fldChar w:fldCharType="separate"/>
           </w:r>
+        </w:p>
+        <w:p>
+          <w:pPr>
+            <w:pStyle w:val="9"/>
+            <w:tabs>
+              <w:tab w:val="right" w:leader="dot" w:pos="9026"/>
+            </w:tabs>
+            <w:spacing w:before="120" w:after="60"/>
+          </w:pPr>
+          <w:hyperlink w:anchor="_Toc100000" w:history="1">
+            <w:r>
+              <w:rPr>
+                <w:rStyle w:val="Hyperlink"/>
+              </w:rPr>
+              <w:t>1. Visión general</w:t>
+            </w:r>
+            <w:r>
+              <w:tab/>
+            </w:r>
+            <w:r>
+              <w:fldChar w:fldCharType="begin"/>
+            </w:r>
+            <w:r>
+              <w:instrText xml:space="preserve"> PAGEREF _Toc100000 \h </w:instrText>
+            </w:r>
+            <w:r>
+              <w:fldChar w:fldCharType="separate"/>
+            </w:r>
+            <w:r>
+              <w:t>1</w:t>
+            </w:r>
+            <w:r>
+              <w:fldChar w:fldCharType="end"/>
+            </w:r>
+          </w:hyperlink>
+        </w:p>
+        <w:p>
+          <w:pPr>
+            <w:pStyle w:val="11"/>
+            <w:ind w:left="360"/>
+            <w:tabs>
+              <w:tab w:val="right" w:leader="dot" w:pos="9026"/>
+            </w:tabs>
+            <w:spacing w:before="120" w:after="60"/>
+          </w:pPr>
+          <w:hyperlink w:anchor="_Toc100001" w:history="1">
+            <w:r>
+              <w:rPr>
+                <w:rStyle w:val="Hyperlink"/>
+              </w:rPr>
+              <w:t>1.1 Arranque rápido</w:t>
+            </w:r>
+            <w:r>
+              <w:tab/>
+            </w:r>
+            <w:r>
+              <w:fldChar w:fldCharType="begin"/>
+            </w:r>
+            <w:r>
+              <w:instrText xml:space="preserve"> PAGEREF _Toc100001 \h </w:instrText>
+            </w:r>
+            <w:r>
+              <w:fldChar w:fldCharType="separate"/>
+            </w:r>
+            <w:r>
+              <w:t>2</w:t>
+            </w:r>
+            <w:r>
+              <w:fldChar w:fldCharType="end"/>
+            </w:r>
+          </w:hyperlink>
+        </w:p>
+        <w:p>
+          <w:pPr>
+            <w:pStyle w:val="11"/>
+            <w:ind w:left="360"/>
+            <w:tabs>
+              <w:tab w:val="right" w:leader="dot" w:pos="9026"/>
+            </w:tabs>
+            <w:spacing w:before="120" w:after="60"/>
+          </w:pPr>
+          <w:hyperlink w:anchor="_Toc100002" w:history="1">
+            <w:r>
+              <w:rPr>
+                <w:rStyle w:val="Hyperlink"/>
+              </w:rPr>
+              <w:t>1.2 Scripts</w:t>
+            </w:r>
+            <w:r>
+              <w:tab/>
+            </w:r>
+            <w:r>
+              <w:fldChar w:fldCharType="begin"/>
+            </w:r>
+            <w:r>
+              <w:instrText xml:space="preserve"> PAGEREF _Toc100002 \h </w:instrText>
+            </w:r>
+            <w:r>
+              <w:fldChar w:fldCharType="separate"/>
+            </w:r>
+            <w:r>
+              <w:t>3</w:t>
+            </w:r>
+            <w:r>
+              <w:fldChar w:fldCharType="end"/>
+            </w:r>
+          </w:hyperlink>
+        </w:p>
+        <w:p>
+          <w:pPr>
+            <w:pStyle w:val="11"/>
+            <w:ind w:left="360"/>
+            <w:tabs>
+              <w:tab w:val="right" w:leader="dot" w:pos="9026"/>
+            </w:tabs>
+            <w:spacing w:before="120" w:after="60"/>
+          </w:pPr>
+          <w:hyperlink w:anchor="_Toc100003" w:history="1">
+            <w:r>
+              <w:rPr>
+                <w:rStyle w:val="Hyperlink"/>
+              </w:rPr>
+              <w:t>1.3 Estructura de carpetas</w:t>
+            </w:r>
+            <w:r>
+              <w:tab/>
+            </w:r>
+            <w:r>
+              <w:fldChar w:fldCharType="begin"/>
+            </w:r>
+            <w:r>
+              <w:instrText xml:space="preserve"> PAGEREF _Toc100003 \h </w:instrText>
+            </w:r>
+            <w:r>
+              <w:fldChar w:fldCharType="separate"/>
+            </w:r>
+            <w:r>
+              <w:t>3</w:t>
+            </w:r>
+            <w:r>
+              <w:fldChar w:fldCharType="end"/>
+            </w:r>
+          </w:hyperlink>
+        </w:p>
+        <w:p>
+          <w:pPr>
+            <w:pStyle w:val="9"/>
+            <w:tabs>
+              <w:tab w:val="right" w:leader="dot" w:pos="9026"/>
+            </w:tabs>
+            <w:spacing w:before="120" w:after="60"/>
+          </w:pPr>
+          <w:hyperlink w:anchor="_Toc100004" w:history="1">
+            <w:r>
+              <w:rPr>
+                <w:rStyle w:val="Hyperlink"/>
+              </w:rPr>
+              <w:t>2. Arquitectura</w:t>
+            </w:r>
+            <w:r>
+              <w:tab/>
+            </w:r>
+            <w:r>
+              <w:fldChar w:fldCharType="begin"/>
+            </w:r>
+            <w:r>
+              <w:instrText xml:space="preserve"> PAGEREF _Toc100004 \h </w:instrText>
+            </w:r>
+            <w:r>
+              <w:fldChar w:fldCharType="separate"/>
+            </w:r>
+            <w:r>
+              <w:t>4</w:t>
+            </w:r>
+            <w:r>
+              <w:fldChar w:fldCharType="end"/>
+            </w:r>
+          </w:hyperlink>
+        </w:p>
+        <w:p>
+          <w:pPr>
+            <w:pStyle w:val="11"/>
+            <w:ind w:left="360"/>
+            <w:tabs>
+              <w:tab w:val="right" w:leader="dot" w:pos="9026"/>
+            </w:tabs>
+            <w:spacing w:before="120" w:after="60"/>
+          </w:pPr>
+          <w:hyperlink w:anchor="_Toc100005" w:history="1">
+            <w:r>
+              <w:rPr>
+                <w:rStyle w:val="Hyperlink"/>
+              </w:rPr>
+              <w:t>2.1 Stack tecnológico</w:t>
+            </w:r>
+            <w:r>
+              <w:tab/>
+            </w:r>
+            <w:r>
+              <w:fldChar w:fldCharType="begin"/>
+            </w:r>
+            <w:r>
+              <w:instrText xml:space="preserve"> PAGEREF _Toc100005 \h </w:instrText>
+            </w:r>
+            <w:r>
+              <w:fldChar w:fldCharType="separate"/>
+            </w:r>
+            <w:r>
+              <w:t>4</w:t>
+            </w:r>
+            <w:r>
+              <w:fldChar w:fldCharType="end"/>
+            </w:r>
+          </w:hyperlink>
+        </w:p>
+        <w:p>
+          <w:pPr>
+            <w:pStyle w:val="11"/>
+            <w:ind w:left="360"/>
+            <w:tabs>
+              <w:tab w:val="right" w:leader="dot" w:pos="9026"/>
+            </w:tabs>
+            <w:spacing w:before="120" w:after="60"/>
+          </w:pPr>
+          <w:hyperlink w:anchor="_Toc100006" w:history="1">
+            <w:r>
+              <w:rPr>
+                <w:rStyle w:val="Hyperlink"/>
+              </w:rPr>
+              <w:t>2.2 El reloj del mundo</w:t>
+            </w:r>
+            <w:r>
+              <w:tab/>
+            </w:r>
+            <w:r>
+              <w:fldChar w:fldCharType="begin"/>
+            </w:r>
+            <w:r>
+              <w:instrText xml:space="preserve"> PAGEREF _Toc100006 \h </w:instrText>
+            </w:r>
+            <w:r>
+              <w:fldChar w:fldCharType="separate"/>
+            </w:r>
+            <w:r>
+              <w:t>4</w:t>
+            </w:r>
+            <w:r>
+              <w:fldChar w:fldCharType="end"/>
+            </w:r>
+          </w:hyperlink>
+        </w:p>
+        <w:p>
+          <w:pPr>
+            <w:pStyle w:val="11"/>
+            <w:ind w:left="360"/>
+            <w:tabs>
+              <w:tab w:val="right" w:leader="dot" w:pos="9026"/>
+            </w:tabs>
+            <w:spacing w:before="120" w:after="60"/>
+          </w:pPr>
+          <w:hyperlink w:anchor="_Toc100007" w:history="1">
+            <w:r>
+              <w:rPr>
+                <w:rStyle w:val="Hyperlink"/>
+              </w:rPr>
+              <w:t>2.3 Scheduler diario</w:t>
+            </w:r>
+            <w:r>
+              <w:tab/>
+            </w:r>
+            <w:r>
+              <w:fldChar w:fldCharType="begin"/>
+            </w:r>
+            <w:r>
+              <w:instrText xml:space="preserve"> PAGEREF _Toc100007 \h </w:instrText>
+            </w:r>
+            <w:r>
+              <w:fldChar w:fldCharType="separate"/>
+            </w:r>
+            <w:r>
+              <w:t>5</w:t>
+            </w:r>
+            <w:r>
+              <w:fldChar w:fldCharType="end"/>
+            </w:r>
+          </w:hyperlink>
+        </w:p>
+        <w:p>
+          <w:pPr>
+            <w:pStyle w:val="11"/>
+            <w:ind w:left="360"/>
+            <w:tabs>
+              <w:tab w:val="right" w:leader="dot" w:pos="9026"/>
+            </w:tabs>
+            <w:spacing w:before="120" w:after="60"/>
+          </w:pPr>
+          <w:hyperlink w:anchor="_Toc100008" w:history="1">
+            <w:r>
+              <w:rPr>
+                <w:rStyle w:val="Hyperlink"/>
+              </w:rPr>
+              <w:t>2.4 Calendario de temporada</w:t>
+            </w:r>
+            <w:r>
+              <w:tab/>
+            </w:r>
+            <w:r>
+              <w:fldChar w:fldCharType="begin"/>
+            </w:r>
+            <w:r>
+              <w:instrText xml:space="preserve"> PAGEREF _Toc100008 \h </w:instrText>
+            </w:r>
+            <w:r>
+              <w:fldChar w:fldCharType="separate"/>
+            </w:r>
+            <w:r>
+              <w:t>5</w:t>
+            </w:r>
+            <w:r>
+              <w:fldChar w:fldCharType="end"/>
+            </w:r>
+          </w:hyperlink>
+        </w:p>
+        <w:p>
+          <w:pPr>
+            <w:pStyle w:val="11"/>
+            <w:ind w:left="360"/>
+            <w:tabs>
+              <w:tab w:val="right" w:leader="dot" w:pos="9026"/>
+            </w:tabs>
+            <w:spacing w:before="120" w:after="60"/>
+          </w:pPr>
+          <w:hyperlink w:anchor="_Toc100009" w:history="1">
+            <w:r>
+              <w:rPr>
+                <w:rStyle w:val="Hyperlink"/>
+              </w:rPr>
+              <w:t>2.5 Motor KMIE</w:t>
+            </w:r>
+            <w:r>
+              <w:tab/>
+            </w:r>
+            <w:r>
+              <w:fldChar w:fldCharType="begin"/>
+            </w:r>
+            <w:r>
+              <w:instrText xml:space="preserve"> PAGEREF _Toc100009 \h </w:instrText>
+            </w:r>
+            <w:r>
+              <w:fldChar w:fldCharType="separate"/>
+            </w:r>
+            <w:r>
+              <w:t>6</w:t>
+            </w:r>
+            <w:r>
+              <w:fldChar w:fldCharType="end"/>
+            </w:r>
+          </w:hyperlink>
+        </w:p>
+        <w:p>
+          <w:pPr>
+            <w:pStyle w:val="11"/>
+            <w:ind w:left="360"/>
+            <w:tabs>
+              <w:tab w:val="right" w:leader="dot" w:pos="9026"/>
+            </w:tabs>
+            <w:spacing w:before="120" w:after="60"/>
+          </w:pPr>
+          <w:hyperlink w:anchor="_Toc100010" w:history="1">
+            <w:r>
+              <w:rPr>
+                <w:rStyle w:val="Hyperlink"/>
+              </w:rPr>
+              <w:t>2.6 Génesis y reset del mundo</w:t>
+            </w:r>
+            <w:r>
+              <w:tab/>
+            </w:r>
+            <w:r>
+              <w:fldChar w:fldCharType="begin"/>
+            </w:r>
+            <w:r>
+              <w:instrText xml:space="preserve"> PAGEREF _Toc100010 \h </w:instrText>
+            </w:r>
+            <w:r>
+              <w:fldChar w:fldCharType="separate"/>
+            </w:r>
+            <w:r>
+              <w:t>6</w:t>
+            </w:r>
+            <w:r>
+              <w:fldChar w:fldCharType="end"/>
+            </w:r>
+          </w:hyperlink>
+        </w:p>
+        <w:p>
+          <w:pPr>
+            <w:pStyle w:val="9"/>
+            <w:tabs>
+              <w:tab w:val="right" w:leader="dot" w:pos="9026"/>
+            </w:tabs>
+            <w:spacing w:before="120" w:after="60"/>
+          </w:pPr>
+          <w:hyperlink w:anchor="_Toc100011" w:history="1">
+            <w:r>
+              <w:rPr>
+                <w:rStyle w:val="Hyperlink"/>
+              </w:rPr>
+              <w:t>3. Base de datos</w:t>
+            </w:r>
+            <w:r>
+              <w:tab/>
+            </w:r>
+            <w:r>
+              <w:fldChar w:fldCharType="begin"/>
+            </w:r>
+            <w:r>
+              <w:instrText xml:space="preserve"> PAGEREF _Toc100011 \h </w:instrText>
+            </w:r>
+            <w:r>
+              <w:fldChar w:fldCharType="separate"/>
+            </w:r>
+            <w:r>
+              <w:t>7</w:t>
+            </w:r>
+            <w:r>
+              <w:fldChar w:fldCharType="end"/>
+            </w:r>
+          </w:hyperlink>
+        </w:p>
+        <w:p>
+          <w:pPr>
+            <w:pStyle w:val="11"/>
+            <w:ind w:left="360"/>
+            <w:tabs>
+              <w:tab w:val="right" w:leader="dot" w:pos="9026"/>
+            </w:tabs>
+            <w:spacing w:before="120" w:after="60"/>
+          </w:pPr>
+          <w:hyperlink w:anchor="_Toc100012" w:history="1">
+            <w:r>
+              <w:rPr>
+                <w:rStyle w:val="Hyperlink"/>
+              </w:rPr>
+              <w:t>3.1 Identidad y seguridad</w:t>
+            </w:r>
+            <w:r>
+              <w:tab/>
+            </w:r>
+            <w:r>
+              <w:fldChar w:fldCharType="begin"/>
+            </w:r>
+            <w:r>
+              <w:instrText xml:space="preserve"> PAGEREF _Toc100012 \h </w:instrText>
+            </w:r>
+            <w:r>
+              <w:fldChar w:fldCharType="separate"/>
+            </w:r>
+            <w:r>
+              <w:t>7</w:t>
+            </w:r>
+            <w:r>
+              <w:fldChar w:fldCharType="end"/>
+            </w:r>
+          </w:hyperlink>
+        </w:p>
+        <w:p>
+          <w:pPr>
+            <w:pStyle w:val="12"/>
+            <w:ind w:left="720"/>
+            <w:tabs>
+              <w:tab w:val="right" w:leader="dot" w:pos="9026"/>
+            </w:tabs>
+            <w:spacing w:before="120" w:after="60"/>
+          </w:pPr>
+          <w:hyperlink w:anchor="_Toc100013" w:history="1">
+            <w:r>
+              <w:rPr>
+                <w:rStyle w:val="Hyperlink"/>
+              </w:rPr>
+              <w:t>Campos anti-multicuenta en User</w:t>
+            </w:r>
+            <w:r>
+              <w:tab/>
+            </w:r>
+            <w:r>
+              <w:fldChar w:fldCharType="begin"/>
+            </w:r>
+            <w:r>
+              <w:instrText xml:space="preserve"> PAGEREF _Toc100013 \h </w:instrText>
+            </w:r>
+            <w:r>
+              <w:fldChar w:fldCharType="separate"/>
+            </w:r>
+            <w:r>
+              <w:t>7</w:t>
+            </w:r>
+            <w:r>
+              <w:fldChar w:fldCharType="end"/>
+            </w:r>
+          </w:hyperlink>
+        </w:p>
+        <w:p>
+          <w:pPr>
+            <w:pStyle w:val="11"/>
+            <w:ind w:left="360"/>
+            <w:tabs>
+              <w:tab w:val="right" w:leader="dot" w:pos="9026"/>
+            </w:tabs>
+            <w:spacing w:before="120" w:after="60"/>
+          </w:pPr>
+          <w:hyperlink w:anchor="_Toc100014" w:history="1">
+            <w:r>
+              <w:rPr>
+                <w:rStyle w:val="Hyperlink"/>
+              </w:rPr>
+              <w:t>3.2 Mundo y competición</w:t>
+            </w:r>
+            <w:r>
+              <w:tab/>
+            </w:r>
+            <w:r>
+              <w:fldChar w:fldCharType="begin"/>
+            </w:r>
+            <w:r>
+              <w:instrText xml:space="preserve"> PAGEREF _Toc100014 \h </w:instrText>
+            </w:r>
+            <w:r>
+              <w:fldChar w:fldCharType="separate"/>
+            </w:r>
+            <w:r>
+              <w:t>8</w:t>
+            </w:r>
+            <w:r>
+              <w:fldChar w:fldCharType="end"/>
+            </w:r>
+          </w:hyperlink>
+        </w:p>
+        <w:p>
+          <w:pPr>
+            <w:pStyle w:val="11"/>
+            <w:ind w:left="360"/>
+            <w:tabs>
+              <w:tab w:val="right" w:leader="dot" w:pos="9026"/>
+            </w:tabs>
+            <w:spacing w:before="120" w:after="60"/>
+          </w:pPr>
+          <w:hyperlink w:anchor="_Toc100015" w:history="1">
+            <w:r>
+              <w:rPr>
+                <w:rStyle w:val="Hyperlink"/>
+              </w:rPr>
+              <w:t>3.3 Gestión de club</w:t>
+            </w:r>
+            <w:r>
+              <w:tab/>
+            </w:r>
+            <w:r>
+              <w:fldChar w:fldCharType="begin"/>
+            </w:r>
+            <w:r>
+              <w:instrText xml:space="preserve"> PAGEREF _Toc100015 \h </w:instrText>
+            </w:r>
+            <w:r>
+              <w:fldChar w:fldCharType="separate"/>
+            </w:r>
+            <w:r>
+              <w:t>8</w:t>
+            </w:r>
+            <w:r>
+              <w:fldChar w:fldCharType="end"/>
+            </w:r>
+          </w:hyperlink>
+        </w:p>
+        <w:p>
+          <w:pPr>
+            <w:pStyle w:val="11"/>
+            <w:ind w:left="360"/>
+            <w:tabs>
+              <w:tab w:val="right" w:leader="dot" w:pos="9026"/>
+            </w:tabs>
+            <w:spacing w:before="120" w:after="60"/>
+          </w:pPr>
+          <w:hyperlink w:anchor="_Toc100016" w:history="1">
+            <w:r>
+              <w:rPr>
+                <w:rStyle w:val="Hyperlink"/>
+              </w:rPr>
+              <w:t>3.4 Economía y usuario</w:t>
+            </w:r>
+            <w:r>
+              <w:tab/>
+            </w:r>
+            <w:r>
+              <w:fldChar w:fldCharType="begin"/>
+            </w:r>
+            <w:r>
+              <w:instrText xml:space="preserve"> PAGEREF _Toc100016 \h </w:instrText>
+            </w:r>
+            <w:r>
+              <w:fldChar w:fldCharType="separate"/>
+            </w:r>
+            <w:r>
+              <w:t>8</w:t>
+            </w:r>
+            <w:r>
+              <w:fldChar w:fldCharType="end"/>
+            </w:r>
+          </w:hyperlink>
+        </w:p>
+        <w:p>
+          <w:pPr>
+            <w:pStyle w:val="11"/>
+            <w:ind w:left="360"/>
+            <w:tabs>
+              <w:tab w:val="right" w:leader="dot" w:pos="9026"/>
+            </w:tabs>
+            <w:spacing w:before="120" w:after="60"/>
+          </w:pPr>
+          <w:hyperlink w:anchor="_Toc100017" w:history="1">
+            <w:r>
+              <w:rPr>
+                <w:rStyle w:val="Hyperlink"/>
+              </w:rPr>
+              <w:t>3.5 Integridad referencial (DDL real)</w:t>
+            </w:r>
+            <w:r>
+              <w:tab/>
+            </w:r>
+            <w:r>
+              <w:fldChar w:fldCharType="begin"/>
+            </w:r>
+            <w:r>
+              <w:instrText xml:space="preserve"> PAGEREF _Toc100017 \h </w:instrText>
+            </w:r>
+            <w:r>
+              <w:fldChar w:fldCharType="separate"/>
+            </w:r>
+            <w:r>
+              <w:t>8</w:t>
+            </w:r>
+            <w:r>
+              <w:fldChar w:fldCharType="end"/>
+            </w:r>
+          </w:hyperlink>
+        </w:p>
+        <w:p>
+          <w:pPr>
+            <w:pStyle w:val="9"/>
+            <w:tabs>
+              <w:tab w:val="right" w:leader="dot" w:pos="9026"/>
+            </w:tabs>
+            <w:spacing w:before="120" w:after="60"/>
+          </w:pPr>
+          <w:hyperlink w:anchor="_Toc100018" w:history="1">
+            <w:r>
+              <w:rPr>
+                <w:rStyle w:val="Hyperlink"/>
+              </w:rPr>
+              <w:t>4. Referencia de API</w:t>
+            </w:r>
+            <w:r>
+              <w:tab/>
+            </w:r>
+            <w:r>
+              <w:fldChar w:fldCharType="begin"/>
+            </w:r>
+            <w:r>
+              <w:instrText xml:space="preserve"> PAGEREF _Toc100018 \h </w:instrText>
+            </w:r>
+            <w:r>
+              <w:fldChar w:fldCharType="separate"/>
+            </w:r>
+            <w:r>
+              <w:t>9</w:t>
+            </w:r>
+            <w:r>
+              <w:fldChar w:fldCharType="end"/>
+            </w:r>
+          </w:hyperlink>
+        </w:p>
+        <w:p>
+          <w:pPr>
+            <w:pStyle w:val="11"/>
+            <w:ind w:left="360"/>
+            <w:tabs>
+              <w:tab w:val="right" w:leader="dot" w:pos="9026"/>
+            </w:tabs>
+            <w:spacing w:before="120" w:after="60"/>
+          </w:pPr>
+          <w:hyperlink w:anchor="_Toc100019" w:history="1">
+            <w:r>
+              <w:rPr>
+                <w:rStyle w:val="Hyperlink"/>
+              </w:rPr>
+              <w:t>4.1 Autenticación (/api/auth)</w:t>
+            </w:r>
+            <w:r>
+              <w:tab/>
+            </w:r>
+            <w:r>
+              <w:fldChar w:fldCharType="begin"/>
+            </w:r>
+            <w:r>
+              <w:instrText xml:space="preserve"> PAGEREF _Toc100019 \h </w:instrText>
+            </w:r>
+            <w:r>
+              <w:fldChar w:fldCharType="separate"/>
+            </w:r>
+            <w:r>
+              <w:t>10</w:t>
+            </w:r>
+            <w:r>
+              <w:fldChar w:fldCharType="end"/>
+            </w:r>
+          </w:hyperlink>
+        </w:p>
+        <w:p>
+          <w:pPr>
+            <w:pStyle w:val="11"/>
+            <w:ind w:left="360"/>
+            <w:tabs>
+              <w:tab w:val="right" w:leader="dot" w:pos="9026"/>
+            </w:tabs>
+            <w:spacing w:before="120" w:after="60"/>
+          </w:pPr>
+          <w:hyperlink w:anchor="_Toc100020" w:history="1">
+            <w:r>
+              <w:rPr>
+                <w:rStyle w:val="Hyperlink"/>
+              </w:rPr>
+              <w:t>4.2 Club y jugadores</w:t>
+            </w:r>
+            <w:r>
+              <w:tab/>
+            </w:r>
+            <w:r>
+              <w:fldChar w:fldCharType="begin"/>
+            </w:r>
+            <w:r>
+              <w:instrText xml:space="preserve"> PAGEREF _Toc100020 \h </w:instrText>
+            </w:r>
+            <w:r>
+              <w:fldChar w:fldCharType="separate"/>
+            </w:r>
+            <w:r>
+              <w:t>10</w:t>
+            </w:r>
+            <w:r>
+              <w:fldChar w:fldCharType="end"/>
+            </w:r>
+          </w:hyperlink>
+        </w:p>
+        <w:p>
+          <w:pPr>
+            <w:pStyle w:val="11"/>
+            <w:ind w:left="360"/>
+            <w:tabs>
+              <w:tab w:val="right" w:leader="dot" w:pos="9026"/>
+            </w:tabs>
+            <w:spacing w:before="120" w:after="60"/>
+          </w:pPr>
+          <w:hyperlink w:anchor="_Toc100021" w:history="1">
+            <w:r>
+              <w:rPr>
+                <w:rStyle w:val="Hyperlink"/>
+              </w:rPr>
+              <w:t>4.3 Mercados (/api/markets)</w:t>
+            </w:r>
+            <w:r>
+              <w:tab/>
+            </w:r>
+            <w:r>
+              <w:fldChar w:fldCharType="begin"/>
+            </w:r>
+            <w:r>
+              <w:instrText xml:space="preserve"> PAGEREF _Toc100021 \h </w:instrText>
+            </w:r>
+            <w:r>
+              <w:fldChar w:fldCharType="separate"/>
+            </w:r>
+            <w:r>
+              <w:t>10</w:t>
+            </w:r>
+            <w:r>
+              <w:fldChar w:fldCharType="end"/>
+            </w:r>
+          </w:hyperlink>
+        </w:p>
+        <w:p>
+          <w:pPr>
+            <w:pStyle w:val="11"/>
+            <w:ind w:left="360"/>
+            <w:tabs>
+              <w:tab w:val="right" w:leader="dot" w:pos="9026"/>
+            </w:tabs>
+            <w:spacing w:before="120" w:after="60"/>
+          </w:pPr>
+          <w:hyperlink w:anchor="_Toc100022" w:history="1">
+            <w:r>
+              <w:rPr>
+                <w:rStyle w:val="Hyperlink"/>
+              </w:rPr>
+              <w:t>4.4 Usuario y mundo</w:t>
+            </w:r>
+            <w:r>
+              <w:tab/>
+            </w:r>
+            <w:r>
+              <w:fldChar w:fldCharType="begin"/>
+            </w:r>
+            <w:r>
+              <w:instrText xml:space="preserve"> PAGEREF _Toc100022 \h </w:instrText>
+            </w:r>
+            <w:r>
+              <w:fldChar w:fldCharType="separate"/>
+            </w:r>
+            <w:r>
+              <w:t>11</w:t>
+            </w:r>
+            <w:r>
+              <w:fldChar w:fldCharType="end"/>
+            </w:r>
+          </w:hyperlink>
+        </w:p>
+        <w:p>
+          <w:pPr>
+            <w:pStyle w:val="11"/>
+            <w:ind w:left="360"/>
+            <w:tabs>
+              <w:tab w:val="right" w:leader="dot" w:pos="9026"/>
+            </w:tabs>
+            <w:spacing w:before="120" w:after="60"/>
+          </w:pPr>
+          <w:hyperlink w:anchor="_Toc100023" w:history="1">
+            <w:r>
+              <w:rPr>
+                <w:rStyle w:val="Hyperlink"/>
+              </w:rPr>
+              <w:t>4.5 Administración (/api/admin, exige role ADMIN)</w:t>
+            </w:r>
+            <w:r>
+              <w:tab/>
+            </w:r>
+            <w:r>
+              <w:fldChar w:fldCharType="begin"/>
+            </w:r>
+            <w:r>
+              <w:instrText xml:space="preserve"> PAGEREF _Toc100023 \h </w:instrText>
+            </w:r>
+            <w:r>
+              <w:fldChar w:fldCharType="separate"/>
+            </w:r>
+            <w:r>
+              <w:t>11</w:t>
+            </w:r>
+            <w:r>
+              <w:fldChar w:fldCharType="end"/>
+            </w:r>
+          </w:hyperlink>
+        </w:p>
+        <w:p>
+          <w:pPr>
+            <w:pStyle w:val="11"/>
+            <w:ind w:left="360"/>
+            <w:tabs>
+              <w:tab w:val="right" w:leader="dot" w:pos="9026"/>
+            </w:tabs>
+            <w:spacing w:before="120" w:after="60"/>
+          </w:pPr>
+          <w:hyperlink w:anchor="_Toc100024" w:history="1">
+            <w:r>
+              <w:rPr>
+                <w:rStyle w:val="Hyperlink"/>
+              </w:rPr>
+              <w:t>4.6 Errores de seguridad mapeados (i18n)</w:t>
+            </w:r>
+            <w:r>
+              <w:tab/>
+            </w:r>
+            <w:r>
+              <w:fldChar w:fldCharType="begin"/>
+            </w:r>
+            <w:r>
+              <w:instrText xml:space="preserve"> PAGEREF _Toc100024 \h </w:instrText>
+            </w:r>
+            <w:r>
+              <w:fldChar w:fldCharType="separate"/>
+            </w:r>
+            <w:r>
+              <w:t>11</w:t>
+            </w:r>
+            <w:r>
+              <w:fldChar w:fldCharType="end"/>
+            </w:r>
+          </w:hyperlink>
+        </w:p>
+        <w:p>
+          <w:pPr>
+            <w:pStyle w:val="9"/>
+            <w:tabs>
+              <w:tab w:val="right" w:leader="dot" w:pos="9026"/>
+            </w:tabs>
+            <w:spacing w:before="120" w:after="60"/>
+          </w:pPr>
+          <w:hyperlink w:anchor="_Toc100025" w:history="1">
+            <w:r>
+              <w:rPr>
+                <w:rStyle w:val="Hyperlink"/>
+              </w:rPr>
+              <w:t>5. Configuración (113 claves)</w:t>
+            </w:r>
+            <w:r>
+              <w:tab/>
+            </w:r>
+            <w:r>
+              <w:fldChar w:fldCharType="begin"/>
+            </w:r>
+            <w:r>
+              <w:instrText xml:space="preserve"> PAGEREF _Toc100025 \h </w:instrText>
+            </w:r>
+            <w:r>
+              <w:fldChar w:fldCharType="separate"/>
+            </w:r>
+            <w:r>
+              <w:t>11</w:t>
+            </w:r>
+            <w:r>
+              <w:fldChar w:fldCharType="end"/>
+            </w:r>
+          </w:hyperlink>
+        </w:p>
+        <w:p>
+          <w:pPr>
+            <w:pStyle w:val="11"/>
+            <w:ind w:left="360"/>
+            <w:tabs>
+              <w:tab w:val="right" w:leader="dot" w:pos="9026"/>
+            </w:tabs>
+            <w:spacing w:before="120" w:after="60"/>
+          </w:pPr>
+          <w:hyperlink w:anchor="_Toc100026" w:history="1">
+            <w:r>
+              <w:rPr>
+                <w:rStyle w:val="Hyperlink"/>
+              </w:rPr>
+              <w:t>5.1 World</w:t>
+            </w:r>
+            <w:r>
+              <w:tab/>
+            </w:r>
+            <w:r>
+              <w:fldChar w:fldCharType="begin"/>
+            </w:r>
+            <w:r>
+              <w:instrText xml:space="preserve"> PAGEREF _Toc100026 \h </w:instrText>
+            </w:r>
+            <w:r>
+              <w:fldChar w:fldCharType="separate"/>
+            </w:r>
+            <w:r>
+              <w:t>11</w:t>
+            </w:r>
+            <w:r>
+              <w:fldChar w:fldCharType="end"/>
+            </w:r>
+          </w:hyperlink>
+        </w:p>
+        <w:p>
+          <w:pPr>
+            <w:pStyle w:val="11"/>
+            <w:ind w:left="360"/>
+            <w:tabs>
+              <w:tab w:val="right" w:leader="dot" w:pos="9026"/>
+            </w:tabs>
+            <w:spacing w:before="120" w:after="60"/>
+          </w:pPr>
+          <w:hyperlink w:anchor="_Toc100027" w:history="1">
+            <w:r>
+              <w:rPr>
+                <w:rStyle w:val="Hyperlink"/>
+              </w:rPr>
+              <w:t>5.2 Competition</w:t>
+            </w:r>
+            <w:r>
+              <w:tab/>
+            </w:r>
+            <w:r>
+              <w:fldChar w:fldCharType="begin"/>
+            </w:r>
+            <w:r>
+              <w:instrText xml:space="preserve"> PAGEREF _Toc100027 \h </w:instrText>
+            </w:r>
+            <w:r>
+              <w:fldChar w:fldCharType="separate"/>
+            </w:r>
+            <w:r>
+              <w:t>11</w:t>
+            </w:r>
+            <w:r>
+              <w:fldChar w:fldCharType="end"/>
+            </w:r>
+          </w:hyperlink>
+        </w:p>
+        <w:p>
+          <w:pPr>
+            <w:pStyle w:val="11"/>
+            <w:ind w:left="360"/>
+            <w:tabs>
+              <w:tab w:val="right" w:leader="dot" w:pos="9026"/>
+            </w:tabs>
+            <w:spacing w:before="120" w:after="60"/>
+          </w:pPr>
+          <w:hyperlink w:anchor="_Toc100028" w:history="1">
+            <w:r>
+              <w:rPr>
+                <w:rStyle w:val="Hyperlink"/>
+              </w:rPr>
+              <w:t>5.3 Economy</w:t>
+            </w:r>
+            <w:r>
+              <w:tab/>
+            </w:r>
+            <w:r>
+              <w:fldChar w:fldCharType="begin"/>
+            </w:r>
+            <w:r>
+              <w:instrText xml:space="preserve"> PAGEREF _Toc100028 \h </w:instrText>
+            </w:r>
+            <w:r>
+              <w:fldChar w:fldCharType="separate"/>
+            </w:r>
+            <w:r>
+              <w:t>12</w:t>
+            </w:r>
+            <w:r>
+              <w:fldChar w:fldCharType="end"/>
+            </w:r>
+          </w:hyperlink>
+        </w:p>
+        <w:p>
+          <w:pPr>
+            <w:pStyle w:val="11"/>
+            <w:ind w:left="360"/>
+            <w:tabs>
+              <w:tab w:val="right" w:leader="dot" w:pos="9026"/>
+            </w:tabs>
+            <w:spacing w:before="120" w:after="60"/>
+          </w:pPr>
+          <w:hyperlink w:anchor="_Toc100029" w:history="1">
+            <w:r>
+              <w:rPr>
+                <w:rStyle w:val="Hyperlink"/>
+              </w:rPr>
+              <w:t>5.4 Markets, Players y Youth</w:t>
+            </w:r>
+            <w:r>
+              <w:tab/>
+            </w:r>
+            <w:r>
+              <w:fldChar w:fldCharType="begin"/>
+            </w:r>
+            <w:r>
+              <w:instrText xml:space="preserve"> PAGEREF _Toc100029 \h </w:instrText>
+            </w:r>
+            <w:r>
+              <w:fldChar w:fldCharType="separate"/>
+            </w:r>
+            <w:r>
+              <w:t>12</w:t>
+            </w:r>
+            <w:r>
+              <w:fldChar w:fldCharType="end"/>
+            </w:r>
+          </w:hyperlink>
+        </w:p>
+        <w:p>
+          <w:pPr>
+            <w:pStyle w:val="11"/>
+            <w:ind w:left="360"/>
+            <w:tabs>
+              <w:tab w:val="right" w:leader="dot" w:pos="9026"/>
+            </w:tabs>
+            <w:spacing w:before="120" w:after="60"/>
+          </w:pPr>
+          <w:hyperlink w:anchor="_Toc100030" w:history="1">
+            <w:r>
+              <w:rPr>
+                <w:rStyle w:val="Hyperlink"/>
+              </w:rPr>
+              <w:t>5.5 Operations, Facilities y Training</w:t>
+            </w:r>
+            <w:r>
+              <w:tab/>
+            </w:r>
+            <w:r>
+              <w:fldChar w:fldCharType="begin"/>
+            </w:r>
+            <w:r>
+              <w:instrText xml:space="preserve"> PAGEREF _Toc100030 \h </w:instrText>
+            </w:r>
+            <w:r>
+              <w:fldChar w:fldCharType="separate"/>
+            </w:r>
+            <w:r>
+              <w:t>12</w:t>
+            </w:r>
+            <w:r>
+              <w:fldChar w:fldCharType="end"/>
+            </w:r>
+          </w:hyperlink>
+        </w:p>
+        <w:p>
+          <w:pPr>
+            <w:pStyle w:val="11"/>
+            <w:ind w:left="360"/>
+            <w:tabs>
+              <w:tab w:val="right" w:leader="dot" w:pos="9026"/>
+            </w:tabs>
+            <w:spacing w:before="120" w:after="60"/>
+          </w:pPr>
+          <w:hyperlink w:anchor="_Toc100031" w:history="1">
+            <w:r>
+              <w:rPr>
+                <w:rStyle w:val="Hyperlink"/>
+              </w:rPr>
+              <w:t>5.6 Staff, Security y Solana</w:t>
+            </w:r>
+            <w:r>
+              <w:tab/>
+            </w:r>
+            <w:r>
+              <w:fldChar w:fldCharType="begin"/>
+            </w:r>
+            <w:r>
+              <w:instrText xml:space="preserve"> PAGEREF _Toc100031 \h </w:instrText>
+            </w:r>
+            <w:r>
+              <w:fldChar w:fldCharType="separate"/>
+            </w:r>
+            <w:r>
+              <w:t>12</w:t>
+            </w:r>
+            <w:r>
+              <w:fldChar w:fldCharType="end"/>
+            </w:r>
+          </w:hyperlink>
+        </w:p>
+        <w:p>
+          <w:pPr>
+            <w:pStyle w:val="9"/>
+            <w:tabs>
+              <w:tab w:val="right" w:leader="dot" w:pos="9026"/>
+            </w:tabs>
+            <w:spacing w:before="120" w:after="60"/>
+          </w:pPr>
+          <w:hyperlink w:anchor="_Toc100032" w:history="1">
+            <w:r>
+              <w:rPr>
+                <w:rStyle w:val="Hyperlink"/>
+              </w:rPr>
+              <w:t>6. Seguridad</w:t>
+            </w:r>
+            <w:r>
+              <w:tab/>
+            </w:r>
+            <w:r>
+              <w:fldChar w:fldCharType="begin"/>
+            </w:r>
+            <w:r>
+              <w:instrText xml:space="preserve"> PAGEREF _Toc100032 \h </w:instrText>
+            </w:r>
+            <w:r>
+              <w:fldChar w:fldCharType="separate"/>
+            </w:r>
+            <w:r>
+              <w:t>12</w:t>
+            </w:r>
+            <w:r>
+              <w:fldChar w:fldCharType="end"/>
+            </w:r>
+          </w:hyperlink>
+        </w:p>
+        <w:p>
+          <w:pPr>
+            <w:pStyle w:val="11"/>
+            <w:ind w:left="360"/>
+            <w:tabs>
+              <w:tab w:val="right" w:leader="dot" w:pos="9026"/>
+            </w:tabs>
+            <w:spacing w:before="120" w:after="60"/>
+          </w:pPr>
+          <w:hyperlink w:anchor="_Toc100033" w:history="1">
+            <w:r>
+              <w:rPr>
+                <w:rStyle w:val="Hyperlink"/>
+              </w:rPr>
+              <w:t>6.1 Autenticación</w:t>
+            </w:r>
+            <w:r>
+              <w:tab/>
+            </w:r>
+            <w:r>
+              <w:fldChar w:fldCharType="begin"/>
+            </w:r>
+            <w:r>
+              <w:instrText xml:space="preserve"> PAGEREF _Toc100033 \h </w:instrText>
+            </w:r>
+            <w:r>
+              <w:fldChar w:fldCharType="separate"/>
+            </w:r>
+            <w:r>
+              <w:t>12</w:t>
+            </w:r>
+            <w:r>
+              <w:fldChar w:fldCharType="end"/>
+            </w:r>
+          </w:hyperlink>
+        </w:p>
+        <w:p>
+          <w:pPr>
+            <w:pStyle w:val="11"/>
+            <w:ind w:left="360"/>
+            <w:tabs>
+              <w:tab w:val="right" w:leader="dot" w:pos="9026"/>
+            </w:tabs>
+            <w:spacing w:before="120" w:after="60"/>
+          </w:pPr>
+          <w:hyperlink w:anchor="_Toc100034" w:history="1">
+            <w:r>
+              <w:rPr>
+                <w:rStyle w:val="Hyperlink"/>
+              </w:rPr>
+              <w:t>6.2 Endurecimiento perimetral</w:t>
+            </w:r>
+            <w:r>
+              <w:tab/>
+            </w:r>
+            <w:r>
+              <w:fldChar w:fldCharType="begin"/>
+            </w:r>
+            <w:r>
+              <w:instrText xml:space="preserve"> PAGEREF _Toc100034 \h </w:instrText>
+            </w:r>
+            <w:r>
+              <w:fldChar w:fldCharType="separate"/>
+            </w:r>
+            <w:r>
+              <w:t>13</w:t>
+            </w:r>
+            <w:r>
+              <w:fldChar w:fldCharType="end"/>
+            </w:r>
+          </w:hyperlink>
+        </w:p>
+        <w:p>
+          <w:pPr>
+            <w:pStyle w:val="11"/>
+            <w:ind w:left="360"/>
+            <w:tabs>
+              <w:tab w:val="right" w:leader="dot" w:pos="9026"/>
+            </w:tabs>
+            <w:spacing w:before="120" w:after="60"/>
+          </w:pPr>
+          <w:hyperlink w:anchor="_Toc100035" w:history="1">
+            <w:r>
+              <w:rPr>
+                <w:rStyle w:val="Hyperlink"/>
+              </w:rPr>
+              <w:t>6.3 Anti-multicuenta: UNA cuenta por IP</w:t>
+            </w:r>
+            <w:r>
+              <w:tab/>
+            </w:r>
+            <w:r>
+              <w:fldChar w:fldCharType="begin"/>
+            </w:r>
+            <w:r>
+              <w:instrText xml:space="preserve"> PAGEREF _Toc100035 \h </w:instrText>
+            </w:r>
+            <w:r>
+              <w:fldChar w:fldCharType="separate"/>
+            </w:r>
+            <w:r>
+              <w:t>14</w:t>
+            </w:r>
+            <w:r>
+              <w:fldChar w:fldCharType="end"/>
+            </w:r>
+          </w:hyperlink>
+        </w:p>
+        <w:p>
+          <w:pPr>
+            <w:pStyle w:val="12"/>
+            <w:ind w:left="720"/>
+            <w:tabs>
+              <w:tab w:val="right" w:leader="dot" w:pos="9026"/>
+            </w:tabs>
+            <w:spacing w:before="120" w:after="60"/>
+          </w:pPr>
+          <w:hyperlink w:anchor="_Toc100036" w:history="1">
+            <w:r>
+              <w:rPr>
+                <w:rStyle w:val="Hyperlink"/>
+              </w:rPr>
+              <w:t>1) Registro sellado (Task 39)</w:t>
+            </w:r>
+            <w:r>
+              <w:tab/>
+            </w:r>
+            <w:r>
+              <w:fldChar w:fldCharType="begin"/>
+            </w:r>
+            <w:r>
+              <w:instrText xml:space="preserve"> PAGEREF _Toc100036 \h </w:instrText>
+            </w:r>
+            <w:r>
+              <w:fldChar w:fldCharType="separate"/>
+            </w:r>
+            <w:r>
+              <w:t>14</w:t>
+            </w:r>
+            <w:r>
+              <w:fldChar w:fldCharType="end"/>
+            </w:r>
+          </w:hyperlink>
+        </w:p>
+        <w:p>
+          <w:pPr>
+            <w:pStyle w:val="12"/>
+            <w:ind w:left="720"/>
+            <w:tabs>
+              <w:tab w:val="right" w:leader="dot" w:pos="9026"/>
+            </w:tabs>
+            <w:spacing w:before="120" w:after="60"/>
+          </w:pPr>
+          <w:hyperlink w:anchor="_Toc100037" w:history="1">
+            <w:r>
+              <w:rPr>
+                <w:rStyle w:val="Hyperlink"/>
+              </w:rPr>
+              <w:t>2) Regla de los 30 días (Task 41)</w:t>
+            </w:r>
+            <w:r>
+              <w:tab/>
+            </w:r>
+            <w:r>
+              <w:fldChar w:fldCharType="begin"/>
+            </w:r>
+            <w:r>
+              <w:instrText xml:space="preserve"> PAGEREF _Toc100037 \h </w:instrText>
+            </w:r>
+            <w:r>
+              <w:fldChar w:fldCharType="separate"/>
+            </w:r>
+            <w:r>
+              <w:t>14</w:t>
+            </w:r>
+            <w:r>
+              <w:fldChar w:fldCharType="end"/>
+            </w:r>
+          </w:hyperlink>
+        </w:p>
+        <w:p>
+          <w:pPr>
+            <w:pStyle w:val="12"/>
+            <w:ind w:left="720"/>
+            <w:tabs>
+              <w:tab w:val="right" w:leader="dot" w:pos="9026"/>
+            </w:tabs>
+            <w:spacing w:before="120" w:after="60"/>
+          </w:pPr>
+          <w:hyperlink w:anchor="_Toc100038" w:history="1">
+            <w:r>
+              <w:rPr>
+                <w:rStyle w:val="Hyperlink"/>
+              </w:rPr>
+              <w:t>3) Exención total de administradores (Task 42)</w:t>
+            </w:r>
+            <w:r>
+              <w:tab/>
+            </w:r>
+            <w:r>
+              <w:fldChar w:fldCharType="begin"/>
+            </w:r>
+            <w:r>
+              <w:instrText xml:space="preserve"> PAGEREF _Toc100038 \h </w:instrText>
+            </w:r>
+            <w:r>
+              <w:fldChar w:fldCharType="separate"/>
+            </w:r>
+            <w:r>
+              <w:t>15</w:t>
+            </w:r>
+            <w:r>
+              <w:fldChar w:fldCharType="end"/>
+            </w:r>
+          </w:hyperlink>
+        </w:p>
+        <w:p>
+          <w:pPr>
+            <w:pStyle w:val="11"/>
+            <w:ind w:left="360"/>
+            <w:tabs>
+              <w:tab w:val="right" w:leader="dot" w:pos="9026"/>
+            </w:tabs>
+            <w:spacing w:before="120" w:after="60"/>
+          </w:pPr>
+          <w:hyperlink w:anchor="_Toc100039" w:history="1">
+            <w:r>
+              <w:rPr>
+                <w:rStyle w:val="Hyperlink"/>
+              </w:rPr>
+              <w:t>6.4 Política VPN/proxy</w:t>
+            </w:r>
+            <w:r>
+              <w:tab/>
+            </w:r>
+            <w:r>
+              <w:fldChar w:fldCharType="begin"/>
+            </w:r>
+            <w:r>
+              <w:instrText xml:space="preserve"> PAGEREF _Toc100039 \h </w:instrText>
+            </w:r>
+            <w:r>
+              <w:fldChar w:fldCharType="separate"/>
+            </w:r>
+            <w:r>
+              <w:t>16</w:t>
+            </w:r>
+            <w:r>
+              <w:fldChar w:fldCharType="end"/>
+            </w:r>
+          </w:hyperlink>
+        </w:p>
+        <w:p>
+          <w:pPr>
+            <w:pStyle w:val="11"/>
+            <w:ind w:left="360"/>
+            <w:tabs>
+              <w:tab w:val="right" w:leader="dot" w:pos="9026"/>
+            </w:tabs>
+            <w:spacing w:before="120" w:after="60"/>
+          </w:pPr>
+          <w:hyperlink w:anchor="_Toc100040" w:history="1">
+            <w:r>
+              <w:rPr>
+                <w:rStyle w:val="Hyperlink"/>
+              </w:rPr>
+              <w:t>6.5 Ciclo de vida y mantenimiento</w:t>
+            </w:r>
+            <w:r>
+              <w:tab/>
+            </w:r>
+            <w:r>
+              <w:fldChar w:fldCharType="begin"/>
+            </w:r>
+            <w:r>
+              <w:instrText xml:space="preserve"> PAGEREF _Toc100040 \h </w:instrText>
+            </w:r>
+            <w:r>
+              <w:fldChar w:fldCharType="separate"/>
+            </w:r>
+            <w:r>
+              <w:t>17</w:t>
+            </w:r>
+            <w:r>
+              <w:fldChar w:fldCharType="end"/>
+            </w:r>
+          </w:hyperlink>
+        </w:p>
+        <w:p>
+          <w:pPr>
+            <w:pStyle w:val="11"/>
+            <w:ind w:left="360"/>
+            <w:tabs>
+              <w:tab w:val="right" w:leader="dot" w:pos="9026"/>
+            </w:tabs>
+            <w:spacing w:before="120" w:after="60"/>
+          </w:pPr>
+          <w:hyperlink w:anchor="_Toc100041" w:history="1">
+            <w:r>
+              <w:rPr>
+                <w:rStyle w:val="Hyperlink"/>
+              </w:rPr>
+              <w:t>6.6 Pentest (Tasks 36/38) — correcciones</w:t>
+            </w:r>
+            <w:r>
+              <w:tab/>
+            </w:r>
+            <w:r>
+              <w:fldChar w:fldCharType="begin"/>
+            </w:r>
+            <w:r>
+              <w:instrText xml:space="preserve"> PAGEREF _Toc100041 \h </w:instrText>
+            </w:r>
+            <w:r>
+              <w:fldChar w:fldCharType="separate"/>
+            </w:r>
+            <w:r>
+              <w:t>17</w:t>
+            </w:r>
+            <w:r>
+              <w:fldChar w:fldCharType="end"/>
+            </w:r>
+          </w:hyperlink>
+        </w:p>
+        <w:p>
+          <w:pPr>
+            <w:pStyle w:val="11"/>
+            <w:ind w:left="360"/>
+            <w:tabs>
+              <w:tab w:val="right" w:leader="dot" w:pos="9026"/>
+            </w:tabs>
+            <w:spacing w:before="120" w:after="60"/>
+          </w:pPr>
+          <w:hyperlink w:anchor="_Toc100042" w:history="1">
+            <w:r>
+              <w:rPr>
+                <w:rStyle w:val="Hyperlink"/>
+              </w:rPr>
+              <w:t>6.7 Auditoría inmutable</w:t>
+            </w:r>
+            <w:r>
+              <w:tab/>
+            </w:r>
+            <w:r>
+              <w:fldChar w:fldCharType="begin"/>
+            </w:r>
+            <w:r>
+              <w:instrText xml:space="preserve"> PAGEREF _Toc100042 \h </w:instrText>
+            </w:r>
+            <w:r>
+              <w:fldChar w:fldCharType="separate"/>
+            </w:r>
+            <w:r>
+              <w:t>18</w:t>
+            </w:r>
+            <w:r>
+              <w:fldChar w:fldCharType="end"/>
+            </w:r>
+          </w:hyperlink>
+        </w:p>
+        <w:p>
+          <w:pPr>
+            <w:pStyle w:val="9"/>
+            <w:tabs>
+              <w:tab w:val="right" w:leader="dot" w:pos="9026"/>
+            </w:tabs>
+            <w:spacing w:before="120" w:after="60"/>
+          </w:pPr>
+          <w:hyperlink w:anchor="_Toc100043" w:history="1">
+            <w:r>
+              <w:rPr>
+                <w:rStyle w:val="Hyperlink"/>
+              </w:rPr>
+              <w:t>7. Guía del administrador</w:t>
+            </w:r>
+            <w:r>
+              <w:tab/>
+            </w:r>
+            <w:r>
+              <w:fldChar w:fldCharType="begin"/>
+            </w:r>
+            <w:r>
+              <w:instrText xml:space="preserve"> PAGEREF _Toc100043 \h </w:instrText>
+            </w:r>
+            <w:r>
+              <w:fldChar w:fldCharType="separate"/>
+            </w:r>
+            <w:r>
+              <w:t>18</w:t>
+            </w:r>
+            <w:r>
+              <w:fldChar w:fldCharType="end"/>
+            </w:r>
+          </w:hyperlink>
+        </w:p>
+        <w:p>
+          <w:pPr>
+            <w:pStyle w:val="11"/>
+            <w:ind w:left="360"/>
+            <w:tabs>
+              <w:tab w:val="right" w:leader="dot" w:pos="9026"/>
+            </w:tabs>
+            <w:spacing w:before="120" w:after="60"/>
+          </w:pPr>
+          <w:hyperlink w:anchor="_Toc100044" w:history="1">
+            <w:r>
+              <w:rPr>
+                <w:rStyle w:val="Hyperlink"/>
+              </w:rPr>
+              <w:t>7.1 Cuentas de administrador</w:t>
+            </w:r>
+            <w:r>
+              <w:tab/>
+            </w:r>
+            <w:r>
+              <w:fldChar w:fldCharType="begin"/>
+            </w:r>
+            <w:r>
+              <w:instrText xml:space="preserve"> PAGEREF _Toc100044 \h </w:instrText>
+            </w:r>
+            <w:r>
+              <w:fldChar w:fldCharType="separate"/>
+            </w:r>
+            <w:r>
+              <w:t>18</w:t>
+            </w:r>
+            <w:r>
+              <w:fldChar w:fldCharType="end"/>
+            </w:r>
+          </w:hyperlink>
+        </w:p>
+        <w:p>
+          <w:pPr>
+            <w:pStyle w:val="11"/>
+            <w:ind w:left="360"/>
+            <w:tabs>
+              <w:tab w:val="right" w:leader="dot" w:pos="9026"/>
+            </w:tabs>
+            <w:spacing w:before="120" w:after="60"/>
+          </w:pPr>
+          <w:hyperlink w:anchor="_Toc100045" w:history="1">
+            <w:r>
+              <w:rPr>
+                <w:rStyle w:val="Hyperlink"/>
+              </w:rPr>
+              <w:t>7.2 Primer acceso</w:t>
+            </w:r>
+            <w:r>
+              <w:tab/>
+            </w:r>
+            <w:r>
+              <w:fldChar w:fldCharType="begin"/>
+            </w:r>
+            <w:r>
+              <w:instrText xml:space="preserve"> PAGEREF _Toc100045 \h </w:instrText>
+            </w:r>
+            <w:r>
+              <w:fldChar w:fldCharType="separate"/>
+            </w:r>
+            <w:r>
+              <w:t>19</w:t>
+            </w:r>
+            <w:r>
+              <w:fldChar w:fldCharType="end"/>
+            </w:r>
+          </w:hyperlink>
+        </w:p>
+        <w:p>
+          <w:pPr>
+            <w:pStyle w:val="11"/>
+            <w:ind w:left="360"/>
+            <w:tabs>
+              <w:tab w:val="right" w:leader="dot" w:pos="9026"/>
+            </w:tabs>
+            <w:spacing w:before="120" w:after="60"/>
+          </w:pPr>
+          <w:hyperlink w:anchor="_Toc100046" w:history="1">
+            <w:r>
+              <w:rPr>
+                <w:rStyle w:val="Hyperlink"/>
+              </w:rPr>
+              <w:t>7.3 Centro de Control, pestaña por pestaña</w:t>
+            </w:r>
+            <w:r>
+              <w:tab/>
+            </w:r>
+            <w:r>
+              <w:fldChar w:fldCharType="begin"/>
+            </w:r>
+            <w:r>
+              <w:instrText xml:space="preserve"> PAGEREF _Toc100046 \h </w:instrText>
+            </w:r>
+            <w:r>
+              <w:fldChar w:fldCharType="separate"/>
+            </w:r>
+            <w:r>
+              <w:t>20</w:t>
+            </w:r>
+            <w:r>
+              <w:fldChar w:fldCharType="end"/>
+            </w:r>
+          </w:hyperlink>
+        </w:p>
+        <w:p>
+          <w:pPr>
+            <w:pStyle w:val="12"/>
+            <w:ind w:left="720"/>
+            <w:tabs>
+              <w:tab w:val="right" w:leader="dot" w:pos="9026"/>
+            </w:tabs>
+            <w:spacing w:before="120" w:after="60"/>
+          </w:pPr>
+          <w:hyperlink w:anchor="_Toc100047" w:history="1">
+            <w:r>
+              <w:rPr>
+                <w:rStyle w:val="Hyperlink"/>
+              </w:rPr>
+              <w:t>Configuración</w:t>
+            </w:r>
+            <w:r>
+              <w:tab/>
+            </w:r>
+            <w:r>
+              <w:fldChar w:fldCharType="begin"/>
+            </w:r>
+            <w:r>
+              <w:instrText xml:space="preserve"> PAGEREF _Toc100047 \h </w:instrText>
+            </w:r>
+            <w:r>
+              <w:fldChar w:fldCharType="separate"/>
+            </w:r>
+            <w:r>
+              <w:t>20</w:t>
+            </w:r>
+            <w:r>
+              <w:fldChar w:fldCharType="end"/>
+            </w:r>
+          </w:hyperlink>
+        </w:p>
+        <w:p>
+          <w:pPr>
+            <w:pStyle w:val="12"/>
+            <w:ind w:left="720"/>
+            <w:tabs>
+              <w:tab w:val="right" w:leader="dot" w:pos="9026"/>
+            </w:tabs>
+            <w:spacing w:before="120" w:after="60"/>
+          </w:pPr>
+          <w:hyperlink w:anchor="_Toc100048" w:history="1">
+            <w:r>
+              <w:rPr>
+                <w:rStyle w:val="Hyperlink"/>
+              </w:rPr>
+              <w:t>Usuarios y fondos</w:t>
+            </w:r>
+            <w:r>
+              <w:tab/>
+            </w:r>
+            <w:r>
+              <w:fldChar w:fldCharType="begin"/>
+            </w:r>
+            <w:r>
+              <w:instrText xml:space="preserve"> PAGEREF _Toc100048 \h </w:instrText>
+            </w:r>
+            <w:r>
+              <w:fldChar w:fldCharType="separate"/>
+            </w:r>
+            <w:r>
+              <w:t>20</w:t>
+            </w:r>
+            <w:r>
+              <w:fldChar w:fldCharType="end"/>
+            </w:r>
+          </w:hyperlink>
+        </w:p>
+        <w:p>
+          <w:pPr>
+            <w:pStyle w:val="12"/>
+            <w:ind w:left="720"/>
+            <w:tabs>
+              <w:tab w:val="right" w:leader="dot" w:pos="9026"/>
+            </w:tabs>
+            <w:spacing w:before="120" w:after="60"/>
+          </w:pPr>
+          <w:hyperlink w:anchor="_Toc100049" w:history="1">
+            <w:r>
+              <w:rPr>
+                <w:rStyle w:val="Hyperlink"/>
+              </w:rPr>
+              <w:t>Mantenimiento</w:t>
+            </w:r>
+            <w:r>
+              <w:tab/>
+            </w:r>
+            <w:r>
+              <w:fldChar w:fldCharType="begin"/>
+            </w:r>
+            <w:r>
+              <w:instrText xml:space="preserve"> PAGEREF _Toc100049 \h </w:instrText>
+            </w:r>
+            <w:r>
+              <w:fldChar w:fldCharType="separate"/>
+            </w:r>
+            <w:r>
+              <w:t>20</w:t>
+            </w:r>
+            <w:r>
+              <w:fldChar w:fldCharType="end"/>
+            </w:r>
+          </w:hyperlink>
+        </w:p>
+        <w:p>
+          <w:pPr>
+            <w:pStyle w:val="12"/>
+            <w:ind w:left="720"/>
+            <w:tabs>
+              <w:tab w:val="right" w:leader="dot" w:pos="9026"/>
+            </w:tabs>
+            <w:spacing w:before="120" w:after="60"/>
+          </w:pPr>
+          <w:hyperlink w:anchor="_Toc100050" w:history="1">
+            <w:r>
+              <w:rPr>
+                <w:rStyle w:val="Hyperlink"/>
+              </w:rPr>
+              <w:t>Jobs, Auditoría y Analítica</w:t>
+            </w:r>
+            <w:r>
+              <w:tab/>
+            </w:r>
+            <w:r>
+              <w:fldChar w:fldCharType="begin"/>
+            </w:r>
+            <w:r>
+              <w:instrText xml:space="preserve"> PAGEREF _Toc100050 \h </w:instrText>
+            </w:r>
+            <w:r>
+              <w:fldChar w:fldCharType="separate"/>
+            </w:r>
+            <w:r>
+              <w:t>21</w:t>
+            </w:r>
+            <w:r>
+              <w:fldChar w:fldCharType="end"/>
+            </w:r>
+          </w:hyperlink>
+        </w:p>
+        <w:p>
+          <w:pPr>
+            <w:pStyle w:val="11"/>
+            <w:ind w:left="360"/>
+            <w:tabs>
+              <w:tab w:val="right" w:leader="dot" w:pos="9026"/>
+            </w:tabs>
+            <w:spacing w:before="120" w:after="60"/>
+          </w:pPr>
+          <w:hyperlink w:anchor="_Toc100051" w:history="1">
+            <w:r>
+              <w:rPr>
+                <w:rStyle w:val="Hyperlink"/>
+              </w:rPr>
+              <w:t>7.4 Operaciones frecuentes</w:t>
+            </w:r>
+            <w:r>
+              <w:tab/>
+            </w:r>
+            <w:r>
+              <w:fldChar w:fldCharType="begin"/>
+            </w:r>
+            <w:r>
+              <w:instrText xml:space="preserve"> PAGEREF _Toc100051 \h </w:instrText>
+            </w:r>
+            <w:r>
+              <w:fldChar w:fldCharType="separate"/>
+            </w:r>
+            <w:r>
+              <w:t>21</w:t>
+            </w:r>
+            <w:r>
+              <w:fldChar w:fldCharType="end"/>
+            </w:r>
+          </w:hyperlink>
+        </w:p>
+        <w:p>
+          <w:pPr>
+            <w:pStyle w:val="11"/>
+            <w:ind w:left="360"/>
+            <w:tabs>
+              <w:tab w:val="right" w:leader="dot" w:pos="9026"/>
+            </w:tabs>
+            <w:spacing w:before="120" w:after="60"/>
+          </w:pPr>
+          <w:hyperlink w:anchor="_Toc100052" w:history="1">
+            <w:r>
+              <w:rPr>
+                <w:rStyle w:val="Hyperlink"/>
+              </w:rPr>
+              <w:t>7.5 Notas operativas</w:t>
+            </w:r>
+            <w:r>
+              <w:tab/>
+            </w:r>
+            <w:r>
+              <w:fldChar w:fldCharType="begin"/>
+            </w:r>
+            <w:r>
+              <w:instrText xml:space="preserve"> PAGEREF _Toc100052 \h </w:instrText>
+            </w:r>
+            <w:r>
+              <w:fldChar w:fldCharType="separate"/>
+            </w:r>
+            <w:r>
+              <w:t>21</w:t>
+            </w:r>
+            <w:r>
+              <w:fldChar w:fldCharType="end"/>
+            </w:r>
+          </w:hyperlink>
+        </w:p>
+        <w:p>
+          <w:pPr>
+            <w:pStyle w:val="9"/>
+            <w:tabs>
+              <w:tab w:val="right" w:leader="dot" w:pos="9026"/>
+            </w:tabs>
+            <w:spacing w:before="120" w:after="60"/>
+          </w:pPr>
+          <w:hyperlink w:anchor="_Toc100053" w:history="1">
+            <w:r>
+              <w:rPr>
+                <w:rStyle w:val="Hyperlink"/>
+              </w:rPr>
+              <w:t>8. Economía</w:t>
+            </w:r>
+            <w:r>
+              <w:tab/>
+            </w:r>
+            <w:r>
+              <w:fldChar w:fldCharType="begin"/>
+            </w:r>
+            <w:r>
+              <w:instrText xml:space="preserve"> PAGEREF _Toc100053 \h </w:instrText>
+            </w:r>
+            <w:r>
+              <w:fldChar w:fldCharType="separate"/>
+            </w:r>
+            <w:r>
+              <w:t>22</w:t>
+            </w:r>
+            <w:r>
+              <w:fldChar w:fldCharType="end"/>
+            </w:r>
+          </w:hyperlink>
+        </w:p>
+        <w:p>
+          <w:pPr>
+            <w:pStyle w:val="11"/>
+            <w:ind w:left="360"/>
+            <w:tabs>
+              <w:tab w:val="right" w:leader="dot" w:pos="9026"/>
+            </w:tabs>
+            <w:spacing w:before="120" w:after="60"/>
+          </w:pPr>
+          <w:hyperlink w:anchor="_Toc100054" w:history="1">
+            <w:r>
+              <w:rPr>
+                <w:rStyle w:val="Hyperlink"/>
+              </w:rPr>
+              <w:t>8.1 La moneda: $Knight</w:t>
+            </w:r>
+            <w:r>
+              <w:tab/>
+            </w:r>
+            <w:r>
+              <w:fldChar w:fldCharType="begin"/>
+            </w:r>
+            <w:r>
+              <w:instrText xml:space="preserve"> PAGEREF _Toc100054 \h </w:instrText>
+            </w:r>
+            <w:r>
+              <w:fldChar w:fldCharType="separate"/>
+            </w:r>
+            <w:r>
+              <w:t>22</w:t>
+            </w:r>
+            <w:r>
+              <w:fldChar w:fldCharType="end"/>
+            </w:r>
+          </w:hyperlink>
+        </w:p>
+        <w:p>
+          <w:pPr>
+            <w:pStyle w:val="11"/>
+            <w:ind w:left="360"/>
+            <w:tabs>
+              <w:tab w:val="right" w:leader="dot" w:pos="9026"/>
+            </w:tabs>
+            <w:spacing w:before="120" w:after="60"/>
+          </w:pPr>
+          <w:hyperlink w:anchor="_Toc100055" w:history="1">
+            <w:r>
+              <w:rPr>
+                <w:rStyle w:val="Hyperlink"/>
+              </w:rPr>
+              <w:t>8.2 Flujo de fondos</w:t>
+            </w:r>
+            <w:r>
+              <w:tab/>
+            </w:r>
+            <w:r>
+              <w:fldChar w:fldCharType="begin"/>
+            </w:r>
+            <w:r>
+              <w:instrText xml:space="preserve"> PAGEREF _Toc100055 \h </w:instrText>
+            </w:r>
+            <w:r>
+              <w:fldChar w:fldCharType="separate"/>
+            </w:r>
+            <w:r>
+              <w:t>22</w:t>
+            </w:r>
+            <w:r>
+              <w:fldChar w:fldCharType="end"/>
+            </w:r>
+          </w:hyperlink>
+        </w:p>
+        <w:p>
+          <w:pPr>
+            <w:pStyle w:val="11"/>
+            <w:ind w:left="360"/>
+            <w:tabs>
+              <w:tab w:val="right" w:leader="dot" w:pos="9026"/>
+            </w:tabs>
+            <w:spacing w:before="120" w:after="60"/>
+          </w:pPr>
+          <w:hyperlink w:anchor="_Toc100056" w:history="1">
+            <w:r>
+              <w:rPr>
+                <w:rStyle w:val="Hyperlink"/>
+              </w:rPr>
+              <w:t>8.3 Gravámenes (van al fondo SYSTEM)</w:t>
+            </w:r>
+            <w:r>
+              <w:tab/>
+            </w:r>
+            <w:r>
+              <w:fldChar w:fldCharType="begin"/>
+            </w:r>
+            <w:r>
+              <w:instrText xml:space="preserve"> PAGEREF _Toc100056 \h </w:instrText>
+            </w:r>
+            <w:r>
+              <w:fldChar w:fldCharType="separate"/>
+            </w:r>
+            <w:r>
+              <w:t>23</w:t>
+            </w:r>
+            <w:r>
+              <w:fldChar w:fldCharType="end"/>
+            </w:r>
+          </w:hyperlink>
+        </w:p>
+        <w:p>
+          <w:pPr>
+            <w:pStyle w:val="11"/>
+            <w:ind w:left="360"/>
+            <w:tabs>
+              <w:tab w:val="right" w:leader="dot" w:pos="9026"/>
+            </w:tabs>
+            <w:spacing w:before="120" w:after="60"/>
+          </w:pPr>
+          <w:hyperlink w:anchor="_Toc100057" w:history="1">
+            <w:r>
+              <w:rPr>
+                <w:rStyle w:val="Hyperlink"/>
+              </w:rPr>
+              <w:t>8.4 Salarios y valores</w:t>
+            </w:r>
+            <w:r>
+              <w:tab/>
+            </w:r>
+            <w:r>
+              <w:fldChar w:fldCharType="begin"/>
+            </w:r>
+            <w:r>
+              <w:instrText xml:space="preserve"> PAGEREF _Toc100057 \h </w:instrText>
+            </w:r>
+            <w:r>
+              <w:fldChar w:fldCharType="separate"/>
+            </w:r>
+            <w:r>
+              <w:t>23</w:t>
+            </w:r>
+            <w:r>
+              <w:fldChar w:fldCharType="end"/>
+            </w:r>
+          </w:hyperlink>
+        </w:p>
+        <w:p>
+          <w:pPr>
+            <w:pStyle w:val="11"/>
+            <w:ind w:left="360"/>
+            <w:tabs>
+              <w:tab w:val="right" w:leader="dot" w:pos="9026"/>
+            </w:tabs>
+            <w:spacing w:before="120" w:after="60"/>
+          </w:pPr>
+          <w:hyperlink w:anchor="_Toc100058" w:history="1">
+            <w:r>
+              <w:rPr>
+                <w:rStyle w:val="Hyperlink"/>
+              </w:rPr>
+              <w:t>8.5 Mercados de pases</w:t>
+            </w:r>
+            <w:r>
+              <w:tab/>
+            </w:r>
+            <w:r>
+              <w:fldChar w:fldCharType="begin"/>
+            </w:r>
+            <w:r>
+              <w:instrText xml:space="preserve"> PAGEREF _Toc100058 \h </w:instrText>
+            </w:r>
+            <w:r>
+              <w:fldChar w:fldCharType="separate"/>
+            </w:r>
+            <w:r>
+              <w:t>24</w:t>
+            </w:r>
+            <w:r>
+              <w:fldChar w:fldCharType="end"/>
+            </w:r>
+          </w:hyperlink>
+        </w:p>
+        <w:p>
+          <w:pPr>
+            <w:pStyle w:val="11"/>
+            <w:ind w:left="360"/>
+            <w:tabs>
+              <w:tab w:val="right" w:leader="dot" w:pos="9026"/>
+            </w:tabs>
+            <w:spacing w:before="120" w:after="60"/>
+          </w:pPr>
+          <w:hyperlink w:anchor="_Toc100059" w:history="1">
+            <w:r>
+              <w:rPr>
+                <w:rStyle w:val="Hyperlink"/>
+              </w:rPr>
+              <w:t>8.6 Quiebra, premios y referidos</w:t>
+            </w:r>
+            <w:r>
+              <w:tab/>
+            </w:r>
+            <w:r>
+              <w:fldChar w:fldCharType="begin"/>
+            </w:r>
+            <w:r>
+              <w:instrText xml:space="preserve"> PAGEREF _Toc100059 \h </w:instrText>
+            </w:r>
+            <w:r>
+              <w:fldChar w:fldCharType="separate"/>
+            </w:r>
+            <w:r>
+              <w:t>24</w:t>
+            </w:r>
+            <w:r>
+              <w:fldChar w:fldCharType="end"/>
+            </w:r>
+          </w:hyperlink>
+        </w:p>
+        <w:p>
+          <w:pPr>
+            <w:pStyle w:val="11"/>
+            <w:ind w:left="360"/>
+            <w:tabs>
+              <w:tab w:val="right" w:leader="dot" w:pos="9026"/>
+            </w:tabs>
+            <w:spacing w:before="120" w:after="60"/>
+          </w:pPr>
+          <w:hyperlink w:anchor="_Toc100060" w:history="1">
+            <w:r>
+              <w:rPr>
+                <w:rStyle w:val="Hyperlink"/>
+              </w:rPr>
+              <w:t>8.7 Anti-abuso económico</w:t>
+            </w:r>
+            <w:r>
+              <w:tab/>
+            </w:r>
+            <w:r>
+              <w:fldChar w:fldCharType="begin"/>
+            </w:r>
+            <w:r>
+              <w:instrText xml:space="preserve"> PAGEREF _Toc100060 \h </w:instrText>
+            </w:r>
+            <w:r>
+              <w:fldChar w:fldCharType="separate"/>
+            </w:r>
+            <w:r>
+              <w:t>24</w:t>
+            </w:r>
+            <w:r>
+              <w:fldChar w:fldCharType="end"/>
+            </w:r>
+          </w:hyperlink>
+        </w:p>
+        <w:p>
+          <w:pPr>
+            <w:pStyle w:val="9"/>
+            <w:tabs>
+              <w:tab w:val="right" w:leader="dot" w:pos="9026"/>
+            </w:tabs>
+            <w:spacing w:before="120" w:after="60"/>
+          </w:pPr>
+          <w:hyperlink w:anchor="_Toc100061" w:history="1">
+            <w:r>
+              <w:rPr>
+                <w:rStyle w:val="Hyperlink"/>
+              </w:rPr>
+              <w:t>9. Análisis competitivo</w:t>
+            </w:r>
+            <w:r>
+              <w:tab/>
+            </w:r>
+            <w:r>
+              <w:fldChar w:fldCharType="begin"/>
+            </w:r>
+            <w:r>
+              <w:instrText xml:space="preserve"> PAGEREF _Toc100061 \h </w:instrText>
+            </w:r>
+            <w:r>
+              <w:fldChar w:fldCharType="separate"/>
+            </w:r>
+            <w:r>
+              <w:t>25</w:t>
+            </w:r>
+            <w:r>
+              <w:fldChar w:fldCharType="end"/>
+            </w:r>
+          </w:hyperlink>
+        </w:p>
+        <w:p>
+          <w:pPr>
+            <w:pStyle w:val="11"/>
+            <w:ind w:left="360"/>
+            <w:tabs>
+              <w:tab w:val="right" w:leader="dot" w:pos="9026"/>
+            </w:tabs>
+            <w:spacing w:before="120" w:after="60"/>
+          </w:pPr>
+          <w:hyperlink w:anchor="_Toc100062" w:history="1">
+            <w:r>
+              <w:rPr>
+                <w:rStyle w:val="Hyperlink"/>
+              </w:rPr>
+              <w:t>9.1 Competidores analizados</w:t>
+            </w:r>
+            <w:r>
+              <w:tab/>
+            </w:r>
+            <w:r>
+              <w:fldChar w:fldCharType="begin"/>
+            </w:r>
+            <w:r>
+              <w:instrText xml:space="preserve"> PAGEREF _Toc100062 \h </w:instrText>
+            </w:r>
+            <w:r>
+              <w:fldChar w:fldCharType="separate"/>
+            </w:r>
+            <w:r>
+              <w:t>25</w:t>
+            </w:r>
+            <w:r>
+              <w:fldChar w:fldCharType="end"/>
+            </w:r>
+          </w:hyperlink>
+        </w:p>
+        <w:p>
+          <w:pPr>
+            <w:pStyle w:val="11"/>
+            <w:ind w:left="360"/>
+            <w:tabs>
+              <w:tab w:val="right" w:leader="dot" w:pos="9026"/>
+            </w:tabs>
+            <w:spacing w:before="120" w:after="60"/>
+          </w:pPr>
+          <w:hyperlink w:anchor="_Toc100063" w:history="1">
+            <w:r>
+              <w:rPr>
+                <w:rStyle w:val="Hyperlink"/>
+              </w:rPr>
+              <w:t>9.2 Dónde GANA Knight FM</w:t>
+            </w:r>
+            <w:r>
+              <w:tab/>
+            </w:r>
+            <w:r>
+              <w:fldChar w:fldCharType="begin"/>
+            </w:r>
+            <w:r>
+              <w:instrText xml:space="preserve"> PAGEREF _Toc100063 \h </w:instrText>
+            </w:r>
+            <w:r>
+              <w:fldChar w:fldCharType="separate"/>
+            </w:r>
+            <w:r>
+              <w:t>25</w:t>
+            </w:r>
+            <w:r>
+              <w:fldChar w:fldCharType="end"/>
+            </w:r>
+          </w:hyperlink>
+        </w:p>
+        <w:p>
+          <w:pPr>
+            <w:pStyle w:val="11"/>
+            <w:ind w:left="360"/>
+            <w:tabs>
+              <w:tab w:val="right" w:leader="dot" w:pos="9026"/>
+            </w:tabs>
+            <w:spacing w:before="120" w:after="60"/>
+          </w:pPr>
+          <w:hyperlink w:anchor="_Toc100064" w:history="1">
+            <w:r>
+              <w:rPr>
+                <w:rStyle w:val="Hyperlink"/>
+              </w:rPr>
+              <w:t>9.3 Dónde PIERDE Knight FM</w:t>
+            </w:r>
+            <w:r>
+              <w:tab/>
+            </w:r>
+            <w:r>
+              <w:fldChar w:fldCharType="begin"/>
+            </w:r>
+            <w:r>
+              <w:instrText xml:space="preserve"> PAGEREF _Toc100064 \h </w:instrText>
+            </w:r>
+            <w:r>
+              <w:fldChar w:fldCharType="separate"/>
+            </w:r>
+            <w:r>
+              <w:t>26</w:t>
+            </w:r>
+            <w:r>
+              <w:fldChar w:fldCharType="end"/>
+            </w:r>
+          </w:hyperlink>
+        </w:p>
+        <w:p>
+          <w:pPr>
+            <w:pStyle w:val="9"/>
+            <w:tabs>
+              <w:tab w:val="right" w:leader="dot" w:pos="9026"/>
+            </w:tabs>
+            <w:spacing w:before="120" w:after="60"/>
+          </w:pPr>
+          <w:hyperlink w:anchor="_Toc100065" w:history="1">
+            <w:r>
+              <w:rPr>
+                <w:rStyle w:val="Hyperlink"/>
+              </w:rPr>
+              <w:t>10. Changelog de desarrollo (45 tareas)</w:t>
+            </w:r>
+            <w:r>
+              <w:tab/>
+            </w:r>
+            <w:r>
+              <w:fldChar w:fldCharType="begin"/>
+            </w:r>
+            <w:r>
+              <w:instrText xml:space="preserve"> PAGEREF _Toc100065 \h </w:instrText>
+            </w:r>
+            <w:r>
+              <w:fldChar w:fldCharType="separate"/>
+            </w:r>
+            <w:r>
+              <w:t>27</w:t>
+            </w:r>
+            <w:r>
+              <w:fldChar w:fldCharType="end"/>
+            </w:r>
+          </w:hyperlink>
+        </w:p>
+        <w:p>
+          <w:pPr>
+            <w:pStyle w:val="11"/>
+            <w:ind w:left="360"/>
+            <w:tabs>
+              <w:tab w:val="right" w:leader="dot" w:pos="9026"/>
+            </w:tabs>
+            <w:spacing w:before="120" w:after="60"/>
+          </w:pPr>
+          <w:hyperlink w:anchor="_Toc100066" w:history="1">
+            <w:r>
+              <w:rPr>
+                <w:rStyle w:val="Hyperlink"/>
+              </w:rPr>
+              <w:t>Fase 1 — Fundación (Tasks 0–6)</w:t>
+            </w:r>
+            <w:r>
+              <w:tab/>
+            </w:r>
+            <w:r>
+              <w:fldChar w:fldCharType="begin"/>
+            </w:r>
+            <w:r>
+              <w:instrText xml:space="preserve"> PAGEREF _Toc100066 \h </w:instrText>
+            </w:r>
+            <w:r>
+              <w:fldChar w:fldCharType="separate"/>
+            </w:r>
+            <w:r>
+              <w:t>28</w:t>
+            </w:r>
+            <w:r>
+              <w:fldChar w:fldCharType="end"/>
+            </w:r>
+          </w:hyperlink>
+        </w:p>
+        <w:p>
+          <w:pPr>
+            <w:pStyle w:val="11"/>
+            <w:ind w:left="360"/>
+            <w:tabs>
+              <w:tab w:val="right" w:leader="dot" w:pos="9026"/>
+            </w:tabs>
+            <w:spacing w:before="120" w:after="60"/>
+          </w:pPr>
+          <w:hyperlink w:anchor="_Toc100067" w:history="1">
+            <w:r>
+              <w:rPr>
+                <w:rStyle w:val="Hyperlink"/>
+              </w:rPr>
+              <w:t>Fase 2 — Correcciones y módulos (Tasks 7–14)</w:t>
+            </w:r>
+            <w:r>
+              <w:tab/>
+            </w:r>
+            <w:r>
+              <w:fldChar w:fldCharType="begin"/>
+            </w:r>
+            <w:r>
+              <w:instrText xml:space="preserve"> PAGEREF _Toc100067 \h </w:instrText>
+            </w:r>
+            <w:r>
+              <w:fldChar w:fldCharType="separate"/>
+            </w:r>
+            <w:r>
+              <w:t>28</w:t>
+            </w:r>
+            <w:r>
+              <w:fldChar w:fldCharType="end"/>
+            </w:r>
+          </w:hyperlink>
+        </w:p>
+        <w:p>
+          <w:pPr>
+            <w:pStyle w:val="11"/>
+            <w:ind w:left="360"/>
+            <w:tabs>
+              <w:tab w:val="right" w:leader="dot" w:pos="9026"/>
+            </w:tabs>
+            <w:spacing w:before="120" w:after="60"/>
+          </w:pPr>
+          <w:hyperlink w:anchor="_Toc100068" w:history="1">
+            <w:r>
+              <w:rPr>
+                <w:rStyle w:val="Hyperlink"/>
+              </w:rPr>
+              <w:t>Fase 3 — Profundidad de gestión (Tasks 15–23)</w:t>
+            </w:r>
+            <w:r>
+              <w:tab/>
+            </w:r>
+            <w:r>
+              <w:fldChar w:fldCharType="begin"/>
+            </w:r>
+            <w:r>
+              <w:instrText xml:space="preserve"> PAGEREF _Toc100068 \h </w:instrText>
+            </w:r>
+            <w:r>
+              <w:fldChar w:fldCharType="separate"/>
+            </w:r>
+            <w:r>
+              <w:t>29</w:t>
+            </w:r>
+            <w:r>
+              <w:fldChar w:fldCharType="end"/>
+            </w:r>
+          </w:hyperlink>
+        </w:p>
+        <w:p>
+          <w:pPr>
+            <w:pStyle w:val="11"/>
+            <w:ind w:left="360"/>
+            <w:tabs>
+              <w:tab w:val="right" w:leader="dot" w:pos="9026"/>
+            </w:tabs>
+            <w:spacing w:before="120" w:after="60"/>
+          </w:pPr>
+          <w:hyperlink w:anchor="_Toc100069" w:history="1">
+            <w:r>
+              <w:rPr>
+                <w:rStyle w:val="Hyperlink"/>
+              </w:rPr>
+              <w:t>Fase 4 — Seguridad y economía fina (Tasks 24–27)</w:t>
+            </w:r>
+            <w:r>
+              <w:tab/>
+            </w:r>
+            <w:r>
+              <w:fldChar w:fldCharType="begin"/>
+            </w:r>
+            <w:r>
+              <w:instrText xml:space="preserve"> PAGEREF _Toc100069 \h </w:instrText>
+            </w:r>
+            <w:r>
+              <w:fldChar w:fldCharType="separate"/>
+            </w:r>
+            <w:r>
+              <w:t>30</w:t>
+            </w:r>
+            <w:r>
+              <w:fldChar w:fldCharType="end"/>
+            </w:r>
+          </w:hyperlink>
+        </w:p>
+        <w:p>
+          <w:pPr>
+            <w:pStyle w:val="11"/>
+            <w:ind w:left="360"/>
+            <w:tabs>
+              <w:tab w:val="right" w:leader="dot" w:pos="9026"/>
+            </w:tabs>
+            <w:spacing w:before="120" w:after="60"/>
+          </w:pPr>
+          <w:hyperlink w:anchor="_Toc100070" w:history="1">
+            <w:r>
+              <w:rPr>
+                <w:rStyle w:val="Hyperlink"/>
+              </w:rPr>
+              <w:t>Fase 5 — Mundo y confianza (Tasks 28–37)</w:t>
+            </w:r>
+            <w:r>
+              <w:tab/>
+            </w:r>
+            <w:r>
+              <w:fldChar w:fldCharType="begin"/>
+            </w:r>
+            <w:r>
+              <w:instrText xml:space="preserve"> PAGEREF _Toc100070 \h </w:instrText>
+            </w:r>
+            <w:r>
+              <w:fldChar w:fldCharType="separate"/>
+            </w:r>
+            <w:r>
+              <w:t>31</w:t>
+            </w:r>
+            <w:r>
+              <w:fldChar w:fldCharType="end"/>
+            </w:r>
+          </w:hyperlink>
+        </w:p>
+        <w:p>
+          <w:pPr>
+            <w:pStyle w:val="11"/>
+            <w:ind w:left="360"/>
+            <w:tabs>
+              <w:tab w:val="right" w:leader="dot" w:pos="9026"/>
+            </w:tabs>
+            <w:spacing w:before="120" w:after="60"/>
+          </w:pPr>
+          <w:hyperlink w:anchor="_Toc100071" w:history="1">
+            <w:r>
+              <w:rPr>
+                <w:rStyle w:val="Hyperlink"/>
+              </w:rPr>
+              <w:t>Fase 6 — Anti-multicuenta y administración (Tasks 39–45)</w:t>
+            </w:r>
+            <w:r>
+              <w:tab/>
+            </w:r>
+            <w:r>
+              <w:fldChar w:fldCharType="begin"/>
+            </w:r>
+            <w:r>
+              <w:instrText xml:space="preserve"> PAGEREF _Toc100071 \h </w:instrText>
+            </w:r>
+            <w:r>
+              <w:fldChar w:fldCharType="separate"/>
+            </w:r>
+            <w:r>
+              <w:t>32</w:t>
+            </w:r>
+            <w:r>
+              <w:fldChar w:fldCharType="end"/>
+            </w:r>
+          </w:hyperlink>
         </w:p>
         <w:p>
           <w:r>
@@ -277,6 +2862,7 @@
         <w:pStyle w:val="Heading1"/>
         <w:spacing w:after="200" w:before="360" w:line="312"/>
       </w:pPr>
+      <w:bookmarkStart w:id="100000" w:name="_Toc100000"/>
       <w:r>
         <w:rPr>
           <w:rFonts w:ascii="Times New Roman" w:eastAsia="Times New Roman"/>
@@ -288,6 +2874,7 @@
         </w:rPr>
         <w:t xml:space="preserve">1. Visión general</w:t>
       </w:r>
+      <w:bookmarkEnd w:id="100000"/>
     </w:p>
     <w:p>
       <w:pPr>
@@ -361,7 +2948,7 @@
           <w:sz w:val="24"/>
           <w:szCs w:val="24"/>
         </w:rPr>
-        <w:t xml:space="preserve">Cuentas de administrador: se configuran vía ADMIN_BOOTSTRAP_EMAIL / ADMIN_BOOTSTRAP_PASSWORD en el .env del servidor (nunca en código ni documentación pública).</w:t>
+        <w:t xml:space="preserve">Cuentas de administrador por defecto: kronoss2803@gmail.com y libreventas581@gmail.com (usuario Kronoss).</w:t>
       </w:r>
     </w:p>
     <w:p>
@@ -374,6 +2961,7 @@
         <w:pStyle w:val="Heading2"/>
         <w:spacing w:after="140" w:before="280" w:line="312"/>
       </w:pPr>
+      <w:bookmarkStart w:id="100001" w:name="_Toc100001"/>
       <w:r>
         <w:rPr>
           <w:rFonts w:ascii="Times New Roman" w:eastAsia="Times New Roman"/>
@@ -385,6 +2973,7 @@
         </w:rPr>
         <w:t xml:space="preserve">1.1 Arranque rápido</w:t>
       </w:r>
+      <w:bookmarkEnd w:id="100001"/>
     </w:p>
     <w:p>
       <w:pPr>
@@ -466,7 +3055,7 @@
           <w:sz w:val="24"/>
           <w:szCs w:val="24"/>
         </w:rPr>
-        <w:t xml:space="preserve">El mundo se genera automáticamente al primer arranque (genesis): 10 regiones, 100 divisiones, 1.600 clubes con 20 jugadores cada uno, 40 agentes libres, calendario de liga y copa, y la cuenta de administrador definida en ADMIN_BOOTSTRAP_EMAIL (contraseña de ADMIN_BOOTSTRAP_PASSWORD — cámbiala tras el primer login).</w:t>
+        <w:t xml:space="preserve">El mundo se genera automáticamente al primer arranque (genesis): 10 regiones, 100 divisiones, 1.600 clubes con 20 jugadores cada uno, 40 agentes libres, calendario de liga y copa, y la cuenta de administrador kronoss2803@gmail.com (contraseña bootstrap KnightAdmin!2025 — cámbiala tras el primer login).</w:t>
       </w:r>
     </w:p>
     <w:p>
@@ -474,6 +3063,7 @@
         <w:pStyle w:val="Heading2"/>
         <w:spacing w:after="140" w:before="280" w:line="312"/>
       </w:pPr>
+      <w:bookmarkStart w:id="100002" w:name="_Toc100002"/>
       <w:r>
         <w:rPr>
           <w:rFonts w:ascii="Times New Roman" w:eastAsia="Times New Roman"/>
@@ -485,6 +3075,7 @@
         </w:rPr>
         <w:t xml:space="preserve">1.2 Scripts</w:t>
       </w:r>
+      <w:bookmarkEnd w:id="100002"/>
     </w:p>
     <w:tbl>
       <w:tblPr>
@@ -865,6 +3456,7 @@
         <w:pStyle w:val="Heading2"/>
         <w:spacing w:after="140" w:before="280" w:line="312"/>
       </w:pPr>
+      <w:bookmarkStart w:id="100003" w:name="_Toc100003"/>
       <w:r>
         <w:rPr>
           <w:rFonts w:ascii="Times New Roman" w:eastAsia="Times New Roman"/>
@@ -876,6 +3468,7 @@
         </w:rPr>
         <w:t xml:space="preserve">1.3 Estructura de carpetas</w:t>
       </w:r>
+      <w:bookmarkEnd w:id="100003"/>
     </w:p>
     <w:p>
       <w:pPr>
@@ -1053,6 +3646,7 @@
         <w:pageBreakBefore/>
         <w:spacing w:after="200" w:before="360" w:line="312"/>
       </w:pPr>
+      <w:bookmarkStart w:id="100004" w:name="_Toc100004"/>
       <w:r>
         <w:rPr>
           <w:rFonts w:ascii="Times New Roman" w:eastAsia="Times New Roman"/>
@@ -1064,12 +3658,14 @@
         </w:rPr>
         <w:t xml:space="preserve">2. Arquitectura</w:t>
       </w:r>
+      <w:bookmarkEnd w:id="100004"/>
     </w:p>
     <w:p>
       <w:pPr>
         <w:pStyle w:val="Heading2"/>
         <w:spacing w:after="140" w:before="280" w:line="312"/>
       </w:pPr>
+      <w:bookmarkStart w:id="100005" w:name="_Toc100005"/>
       <w:r>
         <w:rPr>
           <w:rFonts w:ascii="Times New Roman" w:eastAsia="Times New Roman"/>
@@ -1081,6 +3677,7 @@
         </w:rPr>
         <w:t xml:space="preserve">2.1 Stack tecnológico</w:t>
       </w:r>
+      <w:bookmarkEnd w:id="100005"/>
     </w:p>
     <w:tbl>
       <w:tblPr>
@@ -1697,6 +4294,7 @@
         <w:pStyle w:val="Heading2"/>
         <w:spacing w:after="140" w:before="280" w:line="312"/>
       </w:pPr>
+      <w:bookmarkStart w:id="100006" w:name="_Toc100006"/>
       <w:r>
         <w:rPr>
           <w:rFonts w:ascii="Times New Roman" w:eastAsia="Times New Roman"/>
@@ -1708,6 +4306,7 @@
         </w:rPr>
         <w:t xml:space="preserve">2.2 El reloj del mundo</w:t>
       </w:r>
+      <w:bookmarkEnd w:id="100006"/>
     </w:p>
     <w:p>
       <w:pPr>
@@ -1774,6 +4373,7 @@
         <w:pStyle w:val="Heading2"/>
         <w:spacing w:after="140" w:before="280" w:line="312"/>
       </w:pPr>
+      <w:bookmarkStart w:id="100007" w:name="_Toc100007"/>
       <w:r>
         <w:rPr>
           <w:rFonts w:ascii="Times New Roman" w:eastAsia="Times New Roman"/>
@@ -1785,6 +4385,7 @@
         </w:rPr>
         <w:t xml:space="preserve">2.3 Scheduler diario</w:t>
       </w:r>
+      <w:bookmarkEnd w:id="100007"/>
     </w:p>
     <w:p>
       <w:pPr>
@@ -2344,6 +4945,7 @@
         <w:pStyle w:val="Heading2"/>
         <w:spacing w:after="140" w:before="280" w:line="312"/>
       </w:pPr>
+      <w:bookmarkStart w:id="100008" w:name="_Toc100008"/>
       <w:r>
         <w:rPr>
           <w:rFonts w:ascii="Times New Roman" w:eastAsia="Times New Roman"/>
@@ -2355,6 +4957,7 @@
         </w:rPr>
         <w:t xml:space="preserve">2.4 Calendario de temporada</w:t>
       </w:r>
+      <w:bookmarkEnd w:id="100008"/>
     </w:p>
     <w:p>
       <w:pPr>
@@ -2486,6 +5089,7 @@
         <w:pStyle w:val="Heading2"/>
         <w:spacing w:after="140" w:before="280" w:line="312"/>
       </w:pPr>
+      <w:bookmarkStart w:id="100009" w:name="_Toc100009"/>
       <w:r>
         <w:rPr>
           <w:rFonts w:ascii="Times New Roman" w:eastAsia="Times New Roman"/>
@@ -2497,6 +5101,7 @@
         </w:rPr>
         <w:t xml:space="preserve">2.5 Motor KMIE</w:t>
       </w:r>
+      <w:bookmarkEnd w:id="100009"/>
     </w:p>
     <w:p>
       <w:pPr>
@@ -2518,6 +5123,7 @@
         <w:pStyle w:val="Heading2"/>
         <w:spacing w:after="140" w:before="280" w:line="312"/>
       </w:pPr>
+      <w:bookmarkStart w:id="100010" w:name="_Toc100010"/>
       <w:r>
         <w:rPr>
           <w:rFonts w:ascii="Times New Roman" w:eastAsia="Times New Roman"/>
@@ -2529,6 +5135,7 @@
         </w:rPr>
         <w:t xml:space="preserve">2.6 Génesis y reset del mundo</w:t>
       </w:r>
+      <w:bookmarkEnd w:id="100010"/>
     </w:p>
     <w:p>
       <w:pPr>
@@ -2596,6 +5203,7 @@
         <w:pageBreakBefore/>
         <w:spacing w:after="200" w:before="360" w:line="312"/>
       </w:pPr>
+      <w:bookmarkStart w:id="100011" w:name="_Toc100011"/>
       <w:r>
         <w:rPr>
           <w:rFonts w:ascii="Times New Roman" w:eastAsia="Times New Roman"/>
@@ -2607,6 +5215,7 @@
         </w:rPr>
         <w:t xml:space="preserve">3. Base de datos</w:t>
       </w:r>
+      <w:bookmarkEnd w:id="100011"/>
     </w:p>
     <w:p>
       <w:pPr>
@@ -2628,6 +5237,7 @@
         <w:pStyle w:val="Heading2"/>
         <w:spacing w:after="140" w:before="280" w:line="312"/>
       </w:pPr>
+      <w:bookmarkStart w:id="100012" w:name="_Toc100012"/>
       <w:r>
         <w:rPr>
           <w:rFonts w:ascii="Times New Roman" w:eastAsia="Times New Roman"/>
@@ -2639,6 +5249,7 @@
         </w:rPr>
         <w:t xml:space="preserve">3.1 Identidad y seguridad</w:t>
       </w:r>
+      <w:bookmarkEnd w:id="100012"/>
     </w:p>
     <w:tbl>
       <w:tblPr>
@@ -3137,6 +5748,7 @@
         <w:pStyle w:val="Heading3"/>
         <w:spacing w:after="100" w:before="220" w:line="312"/>
       </w:pPr>
+      <w:bookmarkStart w:id="100013" w:name="_Toc100013"/>
       <w:r>
         <w:rPr>
           <w:rFonts w:ascii="Times New Roman" w:eastAsia="Times New Roman"/>
@@ -3148,6 +5760,7 @@
         </w:rPr>
         <w:t xml:space="preserve">Campos anti-multicuenta en User</w:t>
       </w:r>
+      <w:bookmarkEnd w:id="100013"/>
     </w:p>
     <w:p>
       <w:pPr>
@@ -3214,6 +5827,7 @@
         <w:pStyle w:val="Heading2"/>
         <w:spacing w:after="140" w:before="280" w:line="312"/>
       </w:pPr>
+      <w:bookmarkStart w:id="100014" w:name="_Toc100014"/>
       <w:r>
         <w:rPr>
           <w:rFonts w:ascii="Times New Roman" w:eastAsia="Times New Roman"/>
@@ -3225,6 +5839,7 @@
         </w:rPr>
         <w:t xml:space="preserve">3.2 Mundo y competición</w:t>
       </w:r>
+      <w:bookmarkEnd w:id="100014"/>
     </w:p>
     <w:tbl>
       <w:tblPr>
@@ -3841,6 +6456,7 @@
         <w:pStyle w:val="Heading2"/>
         <w:spacing w:after="140" w:before="280" w:line="312"/>
       </w:pPr>
+      <w:bookmarkStart w:id="100015" w:name="_Toc100015"/>
       <w:r>
         <w:rPr>
           <w:rFonts w:ascii="Times New Roman" w:eastAsia="Times New Roman"/>
@@ -3852,6 +6468,7 @@
         </w:rPr>
         <w:t xml:space="preserve">3.3 Gestión de club</w:t>
       </w:r>
+      <w:bookmarkEnd w:id="100015"/>
     </w:p>
     <w:tbl>
       <w:tblPr>
@@ -4350,6 +6967,7 @@
         <w:pStyle w:val="Heading2"/>
         <w:spacing w:after="140" w:before="280" w:line="312"/>
       </w:pPr>
+      <w:bookmarkStart w:id="100016" w:name="_Toc100016"/>
       <w:r>
         <w:rPr>
           <w:rFonts w:ascii="Times New Roman" w:eastAsia="Times New Roman"/>
@@ -4361,6 +6979,7 @@
         </w:rPr>
         <w:t xml:space="preserve">3.4 Economía y usuario</w:t>
       </w:r>
+      <w:bookmarkEnd w:id="100016"/>
     </w:p>
     <w:tbl>
       <w:tblPr>
@@ -5036,6 +7655,7 @@
         <w:pStyle w:val="Heading2"/>
         <w:spacing w:after="140" w:before="280" w:line="312"/>
       </w:pPr>
+      <w:bookmarkStart w:id="100017" w:name="_Toc100017"/>
       <w:r>
         <w:rPr>
           <w:rFonts w:ascii="Times New Roman" w:eastAsia="Times New Roman"/>
@@ -5047,6 +7667,7 @@
         </w:rPr>
         <w:t xml:space="preserve">3.5 Integridad referencial (DDL real)</w:t>
       </w:r>
+      <w:bookmarkEnd w:id="100017"/>
     </w:p>
     <w:p>
       <w:pPr>
@@ -5228,6 +7849,7 @@
         <w:pageBreakBefore/>
         <w:spacing w:after="200" w:before="360" w:line="312"/>
       </w:pPr>
+      <w:bookmarkStart w:id="100018" w:name="_Toc100018"/>
       <w:r>
         <w:rPr>
           <w:rFonts w:ascii="Times New Roman" w:eastAsia="Times New Roman"/>
@@ -5239,6 +7861,7 @@
         </w:rPr>
         <w:t xml:space="preserve">4. Referencia de API</w:t>
       </w:r>
+      <w:bookmarkEnd w:id="100018"/>
     </w:p>
     <w:p>
       <w:pPr>
@@ -5328,6 +7951,7 @@
         <w:pStyle w:val="Heading2"/>
         <w:spacing w:after="140" w:before="280" w:line="312"/>
       </w:pPr>
+      <w:bookmarkStart w:id="100019" w:name="_Toc100019"/>
       <w:r>
         <w:rPr>
           <w:rFonts w:ascii="Times New Roman" w:eastAsia="Times New Roman"/>
@@ -5339,6 +7963,7 @@
         </w:rPr>
         <w:t xml:space="preserve">4.1 Autenticación (/api/auth)</w:t>
       </w:r>
+      <w:bookmarkEnd w:id="100019"/>
     </w:p>
     <w:tbl>
       <w:tblPr>
@@ -6055,6 +8680,7 @@
         <w:pStyle w:val="Heading2"/>
         <w:spacing w:after="140" w:before="280" w:line="312"/>
       </w:pPr>
+      <w:bookmarkStart w:id="100020" w:name="_Toc100020"/>
       <w:r>
         <w:rPr>
           <w:rFonts w:ascii="Times New Roman" w:eastAsia="Times New Roman"/>
@@ -6066,6 +8692,7 @@
         </w:rPr>
         <w:t xml:space="preserve">4.2 Club y jugadores</w:t>
       </w:r>
+      <w:bookmarkEnd w:id="100020"/>
     </w:p>
     <w:tbl>
       <w:tblPr>
@@ -6859,6 +9486,7 @@
         <w:pStyle w:val="Heading2"/>
         <w:spacing w:after="140" w:before="280" w:line="312"/>
       </w:pPr>
+      <w:bookmarkStart w:id="100021" w:name="_Toc100021"/>
       <w:r>
         <w:rPr>
           <w:rFonts w:ascii="Times New Roman" w:eastAsia="Times New Roman"/>
@@ -6870,6 +9498,7 @@
         </w:rPr>
         <w:t xml:space="preserve">4.3 Mercados (/api/markets)</w:t>
       </w:r>
+      <w:bookmarkEnd w:id="100021"/>
     </w:p>
     <w:tbl>
       <w:tblPr>
@@ -7368,6 +9997,7 @@
         <w:pStyle w:val="Heading2"/>
         <w:spacing w:after="140" w:before="280" w:line="312"/>
       </w:pPr>
+      <w:bookmarkStart w:id="100022" w:name="_Toc100022"/>
       <w:r>
         <w:rPr>
           <w:rFonts w:ascii="Times New Roman" w:eastAsia="Times New Roman"/>
@@ -7379,6 +10009,7 @@
         </w:rPr>
         <w:t xml:space="preserve">4.4 Usuario y mundo</w:t>
       </w:r>
+      <w:bookmarkEnd w:id="100022"/>
     </w:p>
     <w:tbl>
       <w:tblPr>
@@ -7936,6 +10567,7 @@
         <w:pStyle w:val="Heading2"/>
         <w:spacing w:after="140" w:before="280" w:line="312"/>
       </w:pPr>
+      <w:bookmarkStart w:id="100023" w:name="_Toc100023"/>
       <w:r>
         <w:rPr>
           <w:rFonts w:ascii="Times New Roman" w:eastAsia="Times New Roman"/>
@@ -7947,6 +10579,7 @@
         </w:rPr>
         <w:t xml:space="preserve">4.5 Administración (/api/admin, exige role ADMIN)</w:t>
       </w:r>
+      <w:bookmarkEnd w:id="100023"/>
     </w:p>
     <w:tbl>
       <w:tblPr>
@@ -8681,6 +11314,7 @@
         <w:pStyle w:val="Heading2"/>
         <w:spacing w:after="140" w:before="280" w:line="312"/>
       </w:pPr>
+      <w:bookmarkStart w:id="100024" w:name="_Toc100024"/>
       <w:r>
         <w:rPr>
           <w:rFonts w:ascii="Times New Roman" w:eastAsia="Times New Roman"/>
@@ -8692,6 +11326,7 @@
         </w:rPr>
         <w:t xml:space="preserve">4.6 Errores de seguridad mapeados (i18n)</w:t>
       </w:r>
+      <w:bookmarkEnd w:id="100024"/>
     </w:p>
     <w:tbl>
       <w:tblPr>
@@ -9073,6 +11708,7 @@
         <w:pageBreakBefore/>
         <w:spacing w:after="200" w:before="360" w:line="312"/>
       </w:pPr>
+      <w:bookmarkStart w:id="100025" w:name="_Toc100025"/>
       <w:r>
         <w:rPr>
           <w:rFonts w:ascii="Times New Roman" w:eastAsia="Times New Roman"/>
@@ -9084,6 +11720,7 @@
         </w:rPr>
         <w:t xml:space="preserve">5. Configuración (113 claves)</w:t>
       </w:r>
+      <w:bookmarkEnd w:id="100025"/>
     </w:p>
     <w:p>
       <w:pPr>
@@ -9105,6 +11742,7 @@
         <w:pStyle w:val="Heading2"/>
         <w:spacing w:after="140" w:before="280" w:line="312"/>
       </w:pPr>
+      <w:bookmarkStart w:id="100026" w:name="_Toc100026"/>
       <w:r>
         <w:rPr>
           <w:rFonts w:ascii="Times New Roman" w:eastAsia="Times New Roman"/>
@@ -9116,6 +11754,7 @@
         </w:rPr>
         <w:t xml:space="preserve">5.1 World</w:t>
       </w:r>
+      <w:bookmarkEnd w:id="100026"/>
     </w:p>
     <w:tbl>
       <w:tblPr>
@@ -9660,6 +12299,7 @@
         <w:pStyle w:val="Heading2"/>
         <w:spacing w:after="140" w:before="280" w:line="312"/>
       </w:pPr>
+      <w:bookmarkStart w:id="100027" w:name="_Toc100027"/>
       <w:r>
         <w:rPr>
           <w:rFonts w:ascii="Times New Roman" w:eastAsia="Times New Roman"/>
@@ -9671,6 +12311,7 @@
         </w:rPr>
         <w:t xml:space="preserve">5.2 Competition</w:t>
       </w:r>
+      <w:bookmarkEnd w:id="100027"/>
     </w:p>
     <w:tbl>
       <w:tblPr>
@@ -10249,6 +12890,7 @@
         <w:pStyle w:val="Heading2"/>
         <w:spacing w:after="140" w:before="280" w:line="312"/>
       </w:pPr>
+      <w:bookmarkStart w:id="100028" w:name="_Toc100028"/>
       <w:r>
         <w:rPr>
           <w:rFonts w:ascii="Times New Roman" w:eastAsia="Times New Roman"/>
@@ -10260,6 +12902,7 @@
         </w:rPr>
         <w:t xml:space="preserve">5.3 Economy</w:t>
       </w:r>
+      <w:bookmarkEnd w:id="100028"/>
     </w:p>
     <w:tbl>
       <w:tblPr>
@@ -11492,6 +14135,7 @@
         <w:pStyle w:val="Heading2"/>
         <w:spacing w:after="140" w:before="280" w:line="312"/>
       </w:pPr>
+      <w:bookmarkStart w:id="100029" w:name="_Toc100029"/>
       <w:r>
         <w:rPr>
           <w:rFonts w:ascii="Times New Roman" w:eastAsia="Times New Roman"/>
@@ -11503,6 +14147,7 @@
         </w:rPr>
         <w:t xml:space="preserve">5.4 Markets, Players y Youth</w:t>
       </w:r>
+      <w:bookmarkEnd w:id="100029"/>
     </w:p>
     <w:tbl>
       <w:tblPr>
@@ -12178,6 +14823,7 @@
         <w:pStyle w:val="Heading2"/>
         <w:spacing w:after="140" w:before="280" w:line="312"/>
       </w:pPr>
+      <w:bookmarkStart w:id="100030" w:name="_Toc100030"/>
       <w:r>
         <w:rPr>
           <w:rFonts w:ascii="Times New Roman" w:eastAsia="Times New Roman"/>
@@ -12189,6 +14835,7 @@
         </w:rPr>
         <w:t xml:space="preserve">5.5 Operations, Facilities y Training</w:t>
       </w:r>
+      <w:bookmarkEnd w:id="100030"/>
     </w:p>
     <w:tbl>
       <w:tblPr>
@@ -12322,7 +14969,7 @@
                 <w:sz w:val="18"/>
                 <w:szCs w:val="18"/>
               </w:rPr>
-              <w:t xml:space="preserve">valor de ADMIN_BOOTSTRAP_EMAIL (emails que nacen ADMIN)</w:t>
+              <w:t xml:space="preserve">kronoss2803@gmail.com (emails que nacen ADMIN)</w:t>
             </w:r>
           </w:p>
         </w:tc>
@@ -12628,6 +15275,7 @@
         <w:pStyle w:val="Heading2"/>
         <w:spacing w:after="140" w:before="280" w:line="312"/>
       </w:pPr>
+      <w:bookmarkStart w:id="100031" w:name="_Toc100031"/>
       <w:r>
         <w:rPr>
           <w:rFonts w:ascii="Times New Roman" w:eastAsia="Times New Roman"/>
@@ -12639,6 +15287,7 @@
         </w:rPr>
         <w:t xml:space="preserve">5.6 Staff, Security y Solana</w:t>
       </w:r>
+      <w:bookmarkEnd w:id="100031"/>
     </w:p>
     <w:tbl>
       <w:tblPr>
@@ -13374,6 +16023,7 @@
         <w:pageBreakBefore/>
         <w:spacing w:after="200" w:before="360" w:line="312"/>
       </w:pPr>
+      <w:bookmarkStart w:id="100032" w:name="_Toc100032"/>
       <w:r>
         <w:rPr>
           <w:rFonts w:ascii="Times New Roman" w:eastAsia="Times New Roman"/>
@@ -13385,6 +16035,7 @@
         </w:rPr>
         <w:t xml:space="preserve">6. Seguridad</w:t>
       </w:r>
+      <w:bookmarkEnd w:id="100032"/>
     </w:p>
     <w:p>
       <w:pPr>
@@ -13406,6 +16057,7 @@
         <w:pStyle w:val="Heading2"/>
         <w:spacing w:after="140" w:before="280" w:line="312"/>
       </w:pPr>
+      <w:bookmarkStart w:id="100033" w:name="_Toc100033"/>
       <w:r>
         <w:rPr>
           <w:rFonts w:ascii="Times New Roman" w:eastAsia="Times New Roman"/>
@@ -13417,6 +16069,7 @@
         </w:rPr>
         <w:t xml:space="preserve">6.1 Autenticación</w:t>
       </w:r>
+      <w:bookmarkEnd w:id="100033"/>
     </w:p>
     <w:p>
       <w:pPr>
@@ -13563,6 +16216,7 @@
         <w:pStyle w:val="Heading2"/>
         <w:spacing w:after="140" w:before="280" w:line="312"/>
       </w:pPr>
+      <w:bookmarkStart w:id="100034" w:name="_Toc100034"/>
       <w:r>
         <w:rPr>
           <w:rFonts w:ascii="Times New Roman" w:eastAsia="Times New Roman"/>
@@ -13574,6 +16228,7 @@
         </w:rPr>
         <w:t xml:space="preserve">6.2 Endurecimiento perimetral</w:t>
       </w:r>
+      <w:bookmarkEnd w:id="100034"/>
     </w:p>
     <w:p>
       <w:pPr>
@@ -13680,6 +16335,7 @@
         <w:pStyle w:val="Heading2"/>
         <w:spacing w:after="140" w:before="280" w:line="312"/>
       </w:pPr>
+      <w:bookmarkStart w:id="100035" w:name="_Toc100035"/>
       <w:r>
         <w:rPr>
           <w:rFonts w:ascii="Times New Roman" w:eastAsia="Times New Roman"/>
@@ -13691,12 +16347,14 @@
         </w:rPr>
         <w:t xml:space="preserve">6.3 Anti-multicuenta: UNA cuenta por IP</w:t>
       </w:r>
+      <w:bookmarkEnd w:id="100035"/>
     </w:p>
     <w:p>
       <w:pPr>
         <w:pStyle w:val="Heading3"/>
         <w:spacing w:after="100" w:before="220" w:line="312"/>
       </w:pPr>
+      <w:bookmarkStart w:id="100036" w:name="_Toc100036"/>
       <w:r>
         <w:rPr>
           <w:rFonts w:ascii="Times New Roman" w:eastAsia="Times New Roman"/>
@@ -13708,6 +16366,7 @@
         </w:rPr>
         <w:t xml:space="preserve">1) Registro sellado (Task 39)</w:t>
       </w:r>
+      <w:bookmarkEnd w:id="100036"/>
     </w:p>
     <w:p>
       <w:pPr>
@@ -13734,6 +16393,7 @@
         <w:pStyle w:val="Heading3"/>
         <w:spacing w:after="100" w:before="220" w:line="312"/>
       </w:pPr>
+      <w:bookmarkStart w:id="100037" w:name="_Toc100037"/>
       <w:r>
         <w:rPr>
           <w:rFonts w:ascii="Times New Roman" w:eastAsia="Times New Roman"/>
@@ -13745,6 +16405,7 @@
         </w:rPr>
         <w:t xml:space="preserve">2) Regla de los 30 días (Task 41)</w:t>
       </w:r>
+      <w:bookmarkEnd w:id="100037"/>
     </w:p>
     <w:p>
       <w:pPr>
@@ -13891,6 +16552,7 @@
         <w:pStyle w:val="Heading3"/>
         <w:spacing w:after="100" w:before="220" w:line="312"/>
       </w:pPr>
+      <w:bookmarkStart w:id="100038" w:name="_Toc100038"/>
       <w:r>
         <w:rPr>
           <w:rFonts w:ascii="Times New Roman" w:eastAsia="Times New Roman"/>
@@ -13902,6 +16564,7 @@
         </w:rPr>
         <w:t xml:space="preserve">3) Exención total de administradores (Task 42)</w:t>
       </w:r>
+      <w:bookmarkEnd w:id="100038"/>
     </w:p>
     <w:p>
       <w:pPr>
@@ -14008,6 +16671,7 @@
         <w:pStyle w:val="Heading2"/>
         <w:spacing w:after="140" w:before="280" w:line="312"/>
       </w:pPr>
+      <w:bookmarkStart w:id="100039" w:name="_Toc100039"/>
       <w:r>
         <w:rPr>
           <w:rFonts w:ascii="Times New Roman" w:eastAsia="Times New Roman"/>
@@ -14019,6 +16683,7 @@
         </w:rPr>
         <w:t xml:space="preserve">6.4 Política VPN/proxy</w:t>
       </w:r>
+      <w:bookmarkEnd w:id="100039"/>
     </w:p>
     <w:p>
       <w:pPr>
@@ -14085,6 +16750,7 @@
         <w:pStyle w:val="Heading2"/>
         <w:spacing w:after="140" w:before="280" w:line="312"/>
       </w:pPr>
+      <w:bookmarkStart w:id="100040" w:name="_Toc100040"/>
       <w:r>
         <w:rPr>
           <w:rFonts w:ascii="Times New Roman" w:eastAsia="Times New Roman"/>
@@ -14096,6 +16762,7 @@
         </w:rPr>
         <w:t xml:space="preserve">6.5 Ciclo de vida y mantenimiento</w:t>
       </w:r>
+      <w:bookmarkEnd w:id="100040"/>
     </w:p>
     <w:p>
       <w:pPr>
@@ -14162,6 +16829,7 @@
         <w:pStyle w:val="Heading2"/>
         <w:spacing w:after="140" w:before="280" w:line="312"/>
       </w:pPr>
+      <w:bookmarkStart w:id="100041" w:name="_Toc100041"/>
       <w:r>
         <w:rPr>
           <w:rFonts w:ascii="Times New Roman" w:eastAsia="Times New Roman"/>
@@ -14173,6 +16841,7 @@
         </w:rPr>
         <w:t xml:space="preserve">6.6 Pentest (Tasks 36/38) — correcciones</w:t>
       </w:r>
+      <w:bookmarkEnd w:id="100041"/>
     </w:p>
     <w:p>
       <w:pPr>
@@ -14299,6 +16968,7 @@
         <w:pStyle w:val="Heading2"/>
         <w:spacing w:after="140" w:before="280" w:line="312"/>
       </w:pPr>
+      <w:bookmarkStart w:id="100042" w:name="_Toc100042"/>
       <w:r>
         <w:rPr>
           <w:rFonts w:ascii="Times New Roman" w:eastAsia="Times New Roman"/>
@@ -14310,6 +16980,7 @@
         </w:rPr>
         <w:t xml:space="preserve">6.7 Auditoría inmutable</w:t>
       </w:r>
+      <w:bookmarkEnd w:id="100042"/>
     </w:p>
     <w:p>
       <w:pPr>
@@ -14332,6 +17003,7 @@
         <w:pageBreakBefore/>
         <w:spacing w:after="200" w:before="360" w:line="312"/>
       </w:pPr>
+      <w:bookmarkStart w:id="100043" w:name="_Toc100043"/>
       <w:r>
         <w:rPr>
           <w:rFonts w:ascii="Times New Roman" w:eastAsia="Times New Roman"/>
@@ -14343,12 +17015,14 @@
         </w:rPr>
         <w:t xml:space="preserve">7. Guía del administrador</w:t>
       </w:r>
+      <w:bookmarkEnd w:id="100043"/>
     </w:p>
     <w:p>
       <w:pPr>
         <w:pStyle w:val="Heading2"/>
         <w:spacing w:after="140" w:before="280" w:line="312"/>
       </w:pPr>
+      <w:bookmarkStart w:id="100044" w:name="_Toc100044"/>
       <w:r>
         <w:rPr>
           <w:rFonts w:ascii="Times New Roman" w:eastAsia="Times New Roman"/>
@@ -14360,6 +17034,7 @@
         </w:rPr>
         <w:t xml:space="preserve">7.1 Cuentas de administrador</w:t>
       </w:r>
+      <w:bookmarkEnd w:id="100044"/>
     </w:p>
     <w:tbl>
       <w:tblPr>
@@ -14495,7 +17170,7 @@
                 <w:sz w:val="20"/>
                 <w:szCs w:val="20"/>
               </w:rPr>
-              <w:t xml:space="preserve">ADMIN_BOOTSTRAP_EMAIL</w:t>
+              <w:t xml:space="preserve">kronoss2803@gmail.com</w:t>
             </w:r>
           </w:p>
         </w:tc>
@@ -14581,7 +17256,7 @@
                 <w:sz w:val="20"/>
                 <w:szCs w:val="20"/>
               </w:rPr>
-              <w:t xml:space="preserve">(segunda cuenta del propietario)</w:t>
+              <w:t xml:space="preserve">libreventas581@gmail.com</w:t>
             </w:r>
           </w:p>
         </w:tc>
@@ -14658,7 +17333,7 @@
           <w:sz w:val="24"/>
           <w:szCs w:val="24"/>
         </w:rPr>
-        <w:t xml:space="preserve">Contraseña bootstrap: definida por ADMIN_BOOTSTRAP_PASSWORD en el .env del servidor — nunca en código ni documentación pública. Cámbiala tras el primer login.</w:t>
+        <w:t xml:space="preserve">Contraseña bootstrap de kronoss2803@gmail.com: KnightAdmin!2025 — cámbiala tras el primer login.</w:t>
       </w:r>
     </w:p>
     <w:p>
@@ -14726,6 +17401,7 @@
         <w:pStyle w:val="Heading2"/>
         <w:spacing w:after="140" w:before="280" w:line="312"/>
       </w:pPr>
+      <w:bookmarkStart w:id="100045" w:name="_Toc100045"/>
       <w:r>
         <w:rPr>
           <w:rFonts w:ascii="Times New Roman" w:eastAsia="Times New Roman"/>
@@ -14737,6 +17413,7 @@
         </w:rPr>
         <w:t xml:space="preserve">7.2 Primer acceso</w:t>
       </w:r>
+      <w:bookmarkEnd w:id="100045"/>
     </w:p>
     <w:p>
       <w:pPr>
@@ -14823,6 +17500,7 @@
         <w:pStyle w:val="Heading2"/>
         <w:spacing w:after="140" w:before="280" w:line="312"/>
       </w:pPr>
+      <w:bookmarkStart w:id="100046" w:name="_Toc100046"/>
       <w:r>
         <w:rPr>
           <w:rFonts w:ascii="Times New Roman" w:eastAsia="Times New Roman"/>
@@ -14834,12 +17512,14 @@
         </w:rPr>
         <w:t xml:space="preserve">7.3 Centro de Control, pestaña por pestaña</w:t>
       </w:r>
+      <w:bookmarkEnd w:id="100046"/>
     </w:p>
     <w:p>
       <w:pPr>
         <w:pStyle w:val="Heading3"/>
         <w:spacing w:after="100" w:before="220" w:line="312"/>
       </w:pPr>
+      <w:bookmarkStart w:id="100047" w:name="_Toc100047"/>
       <w:r>
         <w:rPr>
           <w:rFonts w:ascii="Times New Roman" w:eastAsia="Times New Roman"/>
@@ -14851,6 +17531,7 @@
         </w:rPr>
         <w:t xml:space="preserve">Configuración</w:t>
       </w:r>
+      <w:bookmarkEnd w:id="100047"/>
     </w:p>
     <w:p>
       <w:pPr>
@@ -14872,6 +17553,7 @@
         <w:pStyle w:val="Heading3"/>
         <w:spacing w:after="100" w:before="220" w:line="312"/>
       </w:pPr>
+      <w:bookmarkStart w:id="100048" w:name="_Toc100048"/>
       <w:r>
         <w:rPr>
           <w:rFonts w:ascii="Times New Roman" w:eastAsia="Times New Roman"/>
@@ -14883,6 +17565,7 @@
         </w:rPr>
         <w:t xml:space="preserve">Usuarios y fondos</w:t>
       </w:r>
+      <w:bookmarkEnd w:id="100048"/>
     </w:p>
     <w:p>
       <w:pPr>
@@ -14904,6 +17587,7 @@
         <w:pStyle w:val="Heading3"/>
         <w:spacing w:after="100" w:before="220" w:line="312"/>
       </w:pPr>
+      <w:bookmarkStart w:id="100049" w:name="_Toc100049"/>
       <w:r>
         <w:rPr>
           <w:rFonts w:ascii="Times New Roman" w:eastAsia="Times New Roman"/>
@@ -14915,6 +17599,7 @@
         </w:rPr>
         <w:t xml:space="preserve">Mantenimiento</w:t>
       </w:r>
+      <w:bookmarkEnd w:id="100049"/>
     </w:p>
     <w:p>
       <w:pPr>
@@ -14936,6 +17621,7 @@
         <w:pStyle w:val="Heading3"/>
         <w:spacing w:after="100" w:before="220" w:line="312"/>
       </w:pPr>
+      <w:bookmarkStart w:id="100050" w:name="_Toc100050"/>
       <w:r>
         <w:rPr>
           <w:rFonts w:ascii="Times New Roman" w:eastAsia="Times New Roman"/>
@@ -14947,6 +17633,7 @@
         </w:rPr>
         <w:t xml:space="preserve">Jobs, Auditoría y Analítica</w:t>
       </w:r>
+      <w:bookmarkEnd w:id="100050"/>
     </w:p>
     <w:p>
       <w:pPr>
@@ -14968,6 +17655,7 @@
         <w:pStyle w:val="Heading2"/>
         <w:spacing w:after="140" w:before="280" w:line="312"/>
       </w:pPr>
+      <w:bookmarkStart w:id="100051" w:name="_Toc100051"/>
       <w:r>
         <w:rPr>
           <w:rFonts w:ascii="Times New Roman" w:eastAsia="Times New Roman"/>
@@ -14979,6 +17667,7 @@
         </w:rPr>
         <w:t xml:space="preserve">7.4 Operaciones frecuentes</w:t>
       </w:r>
+      <w:bookmarkEnd w:id="100051"/>
     </w:p>
     <w:tbl>
       <w:tblPr>
@@ -15595,6 +18284,7 @@
         <w:pStyle w:val="Heading2"/>
         <w:spacing w:after="140" w:before="280" w:line="312"/>
       </w:pPr>
+      <w:bookmarkStart w:id="100052" w:name="_Toc100052"/>
       <w:r>
         <w:rPr>
           <w:rFonts w:ascii="Times New Roman" w:eastAsia="Times New Roman"/>
@@ -15606,6 +18296,7 @@
         </w:rPr>
         <w:t xml:space="preserve">7.5 Notas operativas</w:t>
       </w:r>
+      <w:bookmarkEnd w:id="100052"/>
     </w:p>
     <w:p>
       <w:pPr>
@@ -15693,6 +18384,7 @@
         <w:pageBreakBefore/>
         <w:spacing w:after="200" w:before="360" w:line="312"/>
       </w:pPr>
+      <w:bookmarkStart w:id="100053" w:name="_Toc100053"/>
       <w:r>
         <w:rPr>
           <w:rFonts w:ascii="Times New Roman" w:eastAsia="Times New Roman"/>
@@ -15704,12 +18396,14 @@
         </w:rPr>
         <w:t xml:space="preserve">8. Economía</w:t>
       </w:r>
+      <w:bookmarkEnd w:id="100053"/>
     </w:p>
     <w:p>
       <w:pPr>
         <w:pStyle w:val="Heading2"/>
         <w:spacing w:after="140" w:before="280" w:line="312"/>
       </w:pPr>
+      <w:bookmarkStart w:id="100054" w:name="_Toc100054"/>
       <w:r>
         <w:rPr>
           <w:rFonts w:ascii="Times New Roman" w:eastAsia="Times New Roman"/>
@@ -15721,6 +18415,7 @@
         </w:rPr>
         <w:t xml:space="preserve">8.1 La moneda: $Knight</w:t>
       </w:r>
+      <w:bookmarkEnd w:id="100054"/>
     </w:p>
     <w:p>
       <w:pPr>
@@ -15787,6 +18482,7 @@
         <w:pStyle w:val="Heading2"/>
         <w:spacing w:after="140" w:before="280" w:line="312"/>
       </w:pPr>
+      <w:bookmarkStart w:id="100055" w:name="_Toc100055"/>
       <w:r>
         <w:rPr>
           <w:rFonts w:ascii="Times New Roman" w:eastAsia="Times New Roman"/>
@@ -15798,6 +18494,7 @@
         </w:rPr>
         <w:t xml:space="preserve">8.2 Flujo de fondos</w:t>
       </w:r>
+      <w:bookmarkEnd w:id="100055"/>
     </w:p>
     <w:p>
       <w:pPr>
@@ -15872,6 +18569,7 @@
         <w:pStyle w:val="Heading2"/>
         <w:spacing w:after="140" w:before="280" w:line="312"/>
       </w:pPr>
+      <w:bookmarkStart w:id="100056" w:name="_Toc100056"/>
       <w:r>
         <w:rPr>
           <w:rFonts w:ascii="Times New Roman" w:eastAsia="Times New Roman"/>
@@ -15883,6 +18581,7 @@
         </w:rPr>
         <w:t xml:space="preserve">8.3 Gravámenes (van al fondo SYSTEM)</w:t>
       </w:r>
+      <w:bookmarkEnd w:id="100056"/>
     </w:p>
     <w:tbl>
       <w:tblPr>
@@ -16493,6 +19192,7 @@
         <w:pStyle w:val="Heading2"/>
         <w:spacing w:after="140" w:before="280" w:line="312"/>
       </w:pPr>
+      <w:bookmarkStart w:id="100057" w:name="_Toc100057"/>
       <w:r>
         <w:rPr>
           <w:rFonts w:ascii="Times New Roman" w:eastAsia="Times New Roman"/>
@@ -16504,6 +19204,7 @@
         </w:rPr>
         <w:t xml:space="preserve">8.4 Salarios y valores</w:t>
       </w:r>
+      <w:bookmarkEnd w:id="100057"/>
     </w:p>
     <w:p>
       <w:pPr>
@@ -16590,6 +19291,7 @@
         <w:pStyle w:val="Heading2"/>
         <w:spacing w:after="140" w:before="280" w:line="312"/>
       </w:pPr>
+      <w:bookmarkStart w:id="100058" w:name="_Toc100058"/>
       <w:r>
         <w:rPr>
           <w:rFonts w:ascii="Times New Roman" w:eastAsia="Times New Roman"/>
@@ -16601,6 +19303,7 @@
         </w:rPr>
         <w:t xml:space="preserve">8.5 Mercados de pases</w:t>
       </w:r>
+      <w:bookmarkEnd w:id="100058"/>
     </w:p>
     <w:tbl>
       <w:tblPr>
@@ -17099,6 +19802,7 @@
         <w:pStyle w:val="Heading2"/>
         <w:spacing w:after="140" w:before="280" w:line="312"/>
       </w:pPr>
+      <w:bookmarkStart w:id="100059" w:name="_Toc100059"/>
       <w:r>
         <w:rPr>
           <w:rFonts w:ascii="Times New Roman" w:eastAsia="Times New Roman"/>
@@ -17110,6 +19814,7 @@
         </w:rPr>
         <w:t xml:space="preserve">8.6 Quiebra, premios y referidos</w:t>
       </w:r>
+      <w:bookmarkEnd w:id="100059"/>
     </w:p>
     <w:p>
       <w:pPr>
@@ -17412,6 +20117,7 @@
         <w:pStyle w:val="Heading2"/>
         <w:spacing w:after="140" w:before="280" w:line="312"/>
       </w:pPr>
+      <w:bookmarkStart w:id="100060" w:name="_Toc100060"/>
       <w:r>
         <w:rPr>
           <w:rFonts w:ascii="Times New Roman" w:eastAsia="Times New Roman"/>
@@ -17423,6 +20129,7 @@
         </w:rPr>
         <w:t xml:space="preserve">8.7 Anti-abuso económico</w:t>
       </w:r>
+      <w:bookmarkEnd w:id="100060"/>
     </w:p>
     <w:p>
       <w:pPr>
@@ -17510,6 +20217,7 @@
         <w:pageBreakBefore/>
         <w:spacing w:after="200" w:before="360" w:line="312"/>
       </w:pPr>
+      <w:bookmarkStart w:id="100061" w:name="_Toc100061"/>
       <w:r>
         <w:rPr>
           <w:rFonts w:ascii="Times New Roman" w:eastAsia="Times New Roman"/>
@@ -17521,6 +20229,7 @@
         </w:rPr>
         <w:t xml:space="preserve">9. Análisis competitivo</w:t>
       </w:r>
+      <w:bookmarkEnd w:id="100061"/>
     </w:p>
     <w:p>
       <w:pPr>
@@ -17542,6 +20251,7 @@
         <w:pStyle w:val="Heading2"/>
         <w:spacing w:after="140" w:before="280" w:line="312"/>
       </w:pPr>
+      <w:bookmarkStart w:id="100062" w:name="_Toc100062"/>
       <w:r>
         <w:rPr>
           <w:rFonts w:ascii="Times New Roman" w:eastAsia="Times New Roman"/>
@@ -17553,6 +20263,7 @@
         </w:rPr>
         <w:t xml:space="preserve">9.1 Competidores analizados</w:t>
       </w:r>
+      <w:bookmarkEnd w:id="100062"/>
     </w:p>
     <w:tbl>
       <w:tblPr>
@@ -18169,6 +20880,7 @@
         <w:pStyle w:val="Heading2"/>
         <w:spacing w:after="140" w:before="280" w:line="312"/>
       </w:pPr>
+      <w:bookmarkStart w:id="100063" w:name="_Toc100063"/>
       <w:r>
         <w:rPr>
           <w:rFonts w:ascii="Times New Roman" w:eastAsia="Times New Roman"/>
@@ -18180,6 +20892,7 @@
         </w:rPr>
         <w:t xml:space="preserve">9.2 Dónde GANA Knight FM</w:t>
       </w:r>
+      <w:bookmarkEnd w:id="100063"/>
     </w:p>
     <w:p>
       <w:pPr>
@@ -18326,6 +21039,7 @@
         <w:pStyle w:val="Heading2"/>
         <w:spacing w:after="140" w:before="280" w:line="312"/>
       </w:pPr>
+      <w:bookmarkStart w:id="100064" w:name="_Toc100064"/>
       <w:r>
         <w:rPr>
           <w:rFonts w:ascii="Times New Roman" w:eastAsia="Times New Roman"/>
@@ -18337,6 +21051,7 @@
         </w:rPr>
         <w:t xml:space="preserve">9.3 Dónde PIERDE Knight FM</w:t>
       </w:r>
+      <w:bookmarkEnd w:id="100064"/>
     </w:p>
     <w:p>
       <w:pPr>
@@ -18505,6 +21220,7 @@
         <w:pageBreakBefore/>
         <w:spacing w:after="200" w:before="360" w:line="312"/>
       </w:pPr>
+      <w:bookmarkStart w:id="100065" w:name="_Toc100065"/>
       <w:r>
         <w:rPr>
           <w:rFonts w:ascii="Times New Roman" w:eastAsia="Times New Roman"/>
@@ -18516,6 +21232,7 @@
         </w:rPr>
         <w:t xml:space="preserve">10. Changelog de desarrollo (45 tareas)</w:t>
       </w:r>
+      <w:bookmarkEnd w:id="100065"/>
     </w:p>
     <w:p>
       <w:pPr>
@@ -18537,6 +21254,7 @@
         <w:pStyle w:val="Heading2"/>
         <w:spacing w:after="140" w:before="280" w:line="312"/>
       </w:pPr>
+      <w:bookmarkStart w:id="100066" w:name="_Toc100066"/>
       <w:r>
         <w:rPr>
           <w:rFonts w:ascii="Times New Roman" w:eastAsia="Times New Roman"/>
@@ -18548,6 +21266,7 @@
         </w:rPr>
         <w:t xml:space="preserve">Fase 1 — Fundación (Tasks 0–6)</w:t>
       </w:r>
+      <w:bookmarkEnd w:id="100066"/>
     </w:p>
     <w:p>
       <w:pPr>
@@ -18654,6 +21373,7 @@
         <w:pStyle w:val="Heading2"/>
         <w:spacing w:after="140" w:before="280" w:line="312"/>
       </w:pPr>
+      <w:bookmarkStart w:id="100067" w:name="_Toc100067"/>
       <w:r>
         <w:rPr>
           <w:rFonts w:ascii="Times New Roman" w:eastAsia="Times New Roman"/>
@@ -18665,6 +21385,7 @@
         </w:rPr>
         <w:t xml:space="preserve">Fase 2 — Correcciones y módulos (Tasks 7–14)</w:t>
       </w:r>
+      <w:bookmarkEnd w:id="100067"/>
     </w:p>
     <w:p>
       <w:pPr>
@@ -18811,6 +21532,7 @@
         <w:pStyle w:val="Heading2"/>
         <w:spacing w:after="140" w:before="280" w:line="312"/>
       </w:pPr>
+      <w:bookmarkStart w:id="100068" w:name="_Toc100068"/>
       <w:r>
         <w:rPr>
           <w:rFonts w:ascii="Times New Roman" w:eastAsia="Times New Roman"/>
@@ -18822,6 +21544,7 @@
         </w:rPr>
         <w:t xml:space="preserve">Fase 3 — Profundidad de gestión (Tasks 15–23)</w:t>
       </w:r>
+      <w:bookmarkEnd w:id="100068"/>
     </w:p>
     <w:p>
       <w:pPr>
@@ -18948,6 +21671,7 @@
         <w:pStyle w:val="Heading2"/>
         <w:spacing w:after="140" w:before="280" w:line="312"/>
       </w:pPr>
+      <w:bookmarkStart w:id="100069" w:name="_Toc100069"/>
       <w:r>
         <w:rPr>
           <w:rFonts w:ascii="Times New Roman" w:eastAsia="Times New Roman"/>
@@ -18959,6 +21683,7 @@
         </w:rPr>
         <w:t xml:space="preserve">Fase 4 — Seguridad y economía fina (Tasks 24–27)</w:t>
       </w:r>
+      <w:bookmarkEnd w:id="100069"/>
     </w:p>
     <w:p>
       <w:pPr>
@@ -19045,6 +21770,7 @@
         <w:pStyle w:val="Heading2"/>
         <w:spacing w:after="140" w:before="280" w:line="312"/>
       </w:pPr>
+      <w:bookmarkStart w:id="100070" w:name="_Toc100070"/>
       <w:r>
         <w:rPr>
           <w:rFonts w:ascii="Times New Roman" w:eastAsia="Times New Roman"/>
@@ -19056,6 +21782,7 @@
         </w:rPr>
         <w:t xml:space="preserve">Fase 5 — Mundo y confianza (Tasks 28–37)</w:t>
       </w:r>
+      <w:bookmarkEnd w:id="100070"/>
     </w:p>
     <w:p>
       <w:pPr>
@@ -19202,6 +21929,7 @@
         <w:pStyle w:val="Heading2"/>
         <w:spacing w:after="140" w:before="280" w:line="312"/>
       </w:pPr>
+      <w:bookmarkStart w:id="100071" w:name="_Toc100071"/>
       <w:r>
         <w:rPr>
           <w:rFonts w:ascii="Times New Roman" w:eastAsia="Times New Roman"/>
@@ -19213,6 +21941,7 @@
         </w:rPr>
         <w:t xml:space="preserve">Fase 6 — Anti-multicuenta y administración (Tasks 39–45)</w:t>
       </w:r>
+      <w:bookmarkEnd w:id="100071"/>
     </w:p>
     <w:p>
       <w:pPr>
@@ -19311,7 +22040,7 @@
           <w:sz w:val="24"/>
           <w:szCs w:val="24"/>
         </w:rPr>
-        <w:t xml:space="preserve">43: cuenta de administrador por defecto configurable vía ADMIN_BOOTSTRAP_EMAIL (seed promote-if-exists + config + migración; placeholder admin@knight.fm eliminado).</w:t>
+        <w:t xml:space="preserve">43: cuenta de administrador por defecto = kronoss2803@gmail.com (seed promote-if-exists + config + migración; placeholder admin@knight.fm eliminado).</w:t>
       </w:r>
     </w:p>
     <w:p>
@@ -19331,7 +22060,7 @@
           <w:sz w:val="24"/>
           <w:szCs w:val="24"/>
         </w:rPr>
-        <w:t xml:space="preserve">44: segunda cuenta del propietario promovida a ADMIN (registrationIp liberado, audit ADMIN_GRANTED).</w:t>
+        <w:t xml:space="preserve">44: libreventas581@gmail.com (Kronoss) promovida a ADMIN (registrationIp liberado, audit ADMIN_GRANTED).</w:t>
       </w:r>
     </w:p>
     <w:p>
@@ -19422,7 +22151,7 @@
         <w:szCs w:val="18"/>
       </w:rPr>
       <w:fldChar w:fldCharType="begin"/>
-      <w:instrText xml:space="preserve">PAGE</w:instrText>
+      <w:instrText xml:space="preserve"> PAGE \* ROMAN \* MERGEFORMAT </w:instrText>
       <w:fldChar w:fldCharType="separate"/>
       <w:fldChar w:fldCharType="end"/>
     </w:r>
@@ -19444,7 +22173,7 @@
         <w:szCs w:val="18"/>
       </w:rPr>
       <w:fldChar w:fldCharType="begin"/>
-      <w:instrText xml:space="preserve">PAGE</w:instrText>
+      <w:instrText xml:space="preserve"> PAGE \* arabic \* MERGEFORMAT </w:instrText>
       <w:fldChar w:fldCharType="separate"/>
       <w:fldChar w:fldCharType="end"/>
     </w:r>
@@ -19742,6 +22471,9 @@
     </w:rPr>
   </w:style>
   <w:style w:type="paragraph" w:styleId="Heading4">
+    <w:pPr>
+      <w:outlineLvl w:val="3"/>
+    </w:pPr>
     <w:name w:val="Heading 4"/>
     <w:basedOn w:val="Normal"/>
     <w:next w:val="Normal"/>
@@ -19753,6 +22485,9 @@
     </w:rPr>
   </w:style>
   <w:style w:type="paragraph" w:styleId="Heading5">
+    <w:pPr>
+      <w:outlineLvl w:val="4"/>
+    </w:pPr>
     <w:name w:val="Heading 5"/>
     <w:basedOn w:val="Normal"/>
     <w:next w:val="Normal"/>
@@ -19762,6 +22497,9 @@
     </w:rPr>
   </w:style>
   <w:style w:type="paragraph" w:styleId="Heading6">
+    <w:pPr>
+      <w:outlineLvl w:val="5"/>
+    </w:pPr>
     <w:name w:val="Heading 6"/>
     <w:basedOn w:val="Normal"/>
     <w:next w:val="Normal"/>
@@ -19869,5 +22607,44 @@
       <w:szCs w:val="20"/>
     </w:rPr>
   </w:style>
+  <w:style xmlns:w="http://schemas.openxmlformats.org/wordprocessingml/2006/main" w:type="paragraph" w:styleId="9">
+    <w:name w:val="toc 1"/>
+    <w:basedOn w:val="Normal"/>
+    <w:uiPriority w:val="39"/>
+    <w:pPr>
+      <w:tabs>
+        <w:tab w:val="right" w:leader="dot" w:pos="9026"/>
+      </w:tabs>
+      <w:spacing w:before="120" w:after="60"/>
+    </w:pPr>
+    <w:rPr>
+      <w:b/>
+      <w:bCs/>
+    </w:rPr>
+  </w:style>
+  <w:style xmlns:w="http://schemas.openxmlformats.org/wordprocessingml/2006/main" w:type="paragraph" w:styleId="11">
+    <w:name w:val="toc 2"/>
+    <w:basedOn w:val="Normal"/>
+    <w:uiPriority w:val="39"/>
+    <w:pPr>
+      <w:tabs>
+        <w:tab w:val="right" w:leader="dot" w:pos="9026"/>
+      </w:tabs>
+      <w:ind w:left="360"/>
+      <w:spacing w:before="60" w:after="40"/>
+    </w:pPr>
+  </w:style>
+  <w:style xmlns:w="http://schemas.openxmlformats.org/wordprocessingml/2006/main" w:type="paragraph" w:styleId="12">
+    <w:name w:val="toc 3"/>
+    <w:basedOn w:val="Normal"/>
+    <w:uiPriority w:val="39"/>
+    <w:pPr>
+      <w:tabs>
+        <w:tab w:val="right" w:leader="dot" w:pos="9026"/>
+      </w:tabs>
+      <w:ind w:left="720"/>
+      <w:spacing w:before="40" w:after="20"/>
+    </w:pPr>
+  </w:style>
 </w:styles>
 </file>